--- a/docs/Verification_report.docx
+++ b/docs/Verification_report.docx
@@ -260,7 +260,6 @@
         </w:rPr>
       </w:pPr>
       <w:hyperlink r:id="rId9" w:history="1">
-        <w:proofErr w:type="spellStart"/>
         <w:r>
           <w:rPr>
             <w:rStyle w:val="Hyperlink"/>
@@ -270,9 +269,8 @@
             <w:sz w:val="48"/>
             <w:szCs w:val="48"/>
           </w:rPr>
-          <w:t>Github</w:t>
+          <w:t>Git</w:t>
         </w:r>
-        <w:proofErr w:type="spellEnd"/>
         <w:r>
           <w:rPr>
             <w:rStyle w:val="Hyperlink"/>
@@ -282,7 +280,18 @@
             <w:sz w:val="48"/>
             <w:szCs w:val="48"/>
           </w:rPr>
-          <w:t xml:space="preserve"> Repo Link</w:t>
+          <w:t>H</w:t>
+        </w:r>
+        <w:r>
+          <w:rPr>
+            <w:rStyle w:val="Hyperlink"/>
+            <w:b/>
+            <w:bCs/>
+            <w:color w:val="AA610D" w:themeColor="accent1" w:themeShade="BF"/>
+            <w:sz w:val="48"/>
+            <w:szCs w:val="48"/>
+          </w:rPr>
+          <w:t>ub Repo Link</w:t>
         </w:r>
       </w:hyperlink>
     </w:p>
@@ -360,7 +369,7 @@
           <w:r>
             <w:fldChar w:fldCharType="separate"/>
           </w:r>
-          <w:hyperlink w:anchor="_Toc237903529" w:history="1">
+          <w:hyperlink w:anchor="_Toc237905369" w:history="1">
             <w:r>
               <w:rPr>
                 <w:rStyle w:val="Hyperlink"/>
@@ -387,7 +396,7 @@
                 <w:noProof/>
                 <w:webHidden/>
               </w:rPr>
-              <w:instrText xml:space="preserve"> PAGEREF _Toc237903529 \h </w:instrText>
+              <w:instrText xml:space="preserve"> PAGEREF _Toc237905369 \h </w:instrText>
             </w:r>
             <w:r>
               <w:rPr>
@@ -431,7 +440,7 @@
               <w:szCs w:val="22"/>
             </w:rPr>
           </w:pPr>
-          <w:hyperlink w:anchor="_Toc237903530" w:history="1">
+          <w:hyperlink w:anchor="_Toc237905370" w:history="1">
             <w:r>
               <w:rPr>
                 <w:rStyle w:val="Hyperlink"/>
@@ -458,7 +467,7 @@
                 <w:noProof/>
                 <w:webHidden/>
               </w:rPr>
-              <w:instrText xml:space="preserve"> PAGEREF _Toc237903530 \h </w:instrText>
+              <w:instrText xml:space="preserve"> PAGEREF _Toc237905370 \h </w:instrText>
             </w:r>
             <w:r>
               <w:rPr>
@@ -502,13 +511,13 @@
               <w:szCs w:val="22"/>
             </w:rPr>
           </w:pPr>
-          <w:hyperlink w:anchor="_Toc237903531" w:history="1">
+          <w:hyperlink w:anchor="_Toc237905371" w:history="1">
             <w:r>
               <w:rPr>
                 <w:rStyle w:val="Hyperlink"/>
                 <w:noProof/>
               </w:rPr>
-              <w:t>Code Implementation</w:t>
+              <w:t>Coverage</w:t>
             </w:r>
             <w:r>
               <w:rPr>
@@ -529,7 +538,7 @@
                 <w:noProof/>
                 <w:webHidden/>
               </w:rPr>
-              <w:instrText xml:space="preserve"> PAGEREF _Toc237903531 \h </w:instrText>
+              <w:instrText xml:space="preserve"> PAGEREF _Toc237905371 \h </w:instrText>
             </w:r>
             <w:r>
               <w:rPr>
@@ -550,6 +559,432 @@
                 <w:webHidden/>
               </w:rPr>
               <w:t>2</w:t>
+            </w:r>
+            <w:r>
+              <w:rPr>
+                <w:noProof/>
+                <w:webHidden/>
+              </w:rPr>
+              <w:fldChar w:fldCharType="end"/>
+            </w:r>
+          </w:hyperlink>
+        </w:p>
+        <w:p>
+          <w:pPr>
+            <w:pStyle w:val="TOC2"/>
+            <w:tabs>
+              <w:tab w:val="right" w:leader="dot" w:pos="9350"/>
+            </w:tabs>
+            <w:rPr>
+              <w:rFonts w:cstheme="minorBidi"/>
+              <w:noProof/>
+              <w:sz w:val="22"/>
+              <w:szCs w:val="22"/>
+            </w:rPr>
+          </w:pPr>
+          <w:hyperlink w:anchor="_Toc237905372" w:history="1">
+            <w:r>
+              <w:rPr>
+                <w:rStyle w:val="Hyperlink"/>
+                <w:noProof/>
+              </w:rPr>
+              <w:t>Summary &amp; Justification</w:t>
+            </w:r>
+            <w:r>
+              <w:rPr>
+                <w:noProof/>
+                <w:webHidden/>
+              </w:rPr>
+              <w:tab/>
+            </w:r>
+            <w:r>
+              <w:rPr>
+                <w:noProof/>
+                <w:webHidden/>
+              </w:rPr>
+              <w:fldChar w:fldCharType="begin"/>
+            </w:r>
+            <w:r>
+              <w:rPr>
+                <w:noProof/>
+                <w:webHidden/>
+              </w:rPr>
+              <w:instrText xml:space="preserve"> PAGEREF _Toc237905372 \h </w:instrText>
+            </w:r>
+            <w:r>
+              <w:rPr>
+                <w:noProof/>
+                <w:webHidden/>
+              </w:rPr>
+            </w:r>
+            <w:r>
+              <w:rPr>
+                <w:noProof/>
+                <w:webHidden/>
+              </w:rPr>
+              <w:fldChar w:fldCharType="separate"/>
+            </w:r>
+            <w:r>
+              <w:rPr>
+                <w:noProof/>
+                <w:webHidden/>
+              </w:rPr>
+              <w:t>2</w:t>
+            </w:r>
+            <w:r>
+              <w:rPr>
+                <w:noProof/>
+                <w:webHidden/>
+              </w:rPr>
+              <w:fldChar w:fldCharType="end"/>
+            </w:r>
+          </w:hyperlink>
+        </w:p>
+        <w:p>
+          <w:pPr>
+            <w:pStyle w:val="TOC2"/>
+            <w:tabs>
+              <w:tab w:val="right" w:leader="dot" w:pos="9350"/>
+            </w:tabs>
+            <w:rPr>
+              <w:rFonts w:cstheme="minorBidi"/>
+              <w:noProof/>
+              <w:sz w:val="22"/>
+              <w:szCs w:val="22"/>
+            </w:rPr>
+          </w:pPr>
+          <w:hyperlink w:anchor="_Toc237905373" w:history="1">
+            <w:r>
+              <w:rPr>
+                <w:rStyle w:val="Hyperlink"/>
+                <w:noProof/>
+              </w:rPr>
+              <w:t>Functional Coverage</w:t>
+            </w:r>
+            <w:r>
+              <w:rPr>
+                <w:noProof/>
+                <w:webHidden/>
+              </w:rPr>
+              <w:tab/>
+            </w:r>
+            <w:r>
+              <w:rPr>
+                <w:noProof/>
+                <w:webHidden/>
+              </w:rPr>
+              <w:fldChar w:fldCharType="begin"/>
+            </w:r>
+            <w:r>
+              <w:rPr>
+                <w:noProof/>
+                <w:webHidden/>
+              </w:rPr>
+              <w:instrText xml:space="preserve"> PAGEREF _Toc237905373 \h </w:instrText>
+            </w:r>
+            <w:r>
+              <w:rPr>
+                <w:noProof/>
+                <w:webHidden/>
+              </w:rPr>
+            </w:r>
+            <w:r>
+              <w:rPr>
+                <w:noProof/>
+                <w:webHidden/>
+              </w:rPr>
+              <w:fldChar w:fldCharType="separate"/>
+            </w:r>
+            <w:r>
+              <w:rPr>
+                <w:noProof/>
+                <w:webHidden/>
+              </w:rPr>
+              <w:t>3</w:t>
+            </w:r>
+            <w:r>
+              <w:rPr>
+                <w:noProof/>
+                <w:webHidden/>
+              </w:rPr>
+              <w:fldChar w:fldCharType="end"/>
+            </w:r>
+          </w:hyperlink>
+        </w:p>
+        <w:p>
+          <w:pPr>
+            <w:pStyle w:val="TOC2"/>
+            <w:tabs>
+              <w:tab w:val="right" w:leader="dot" w:pos="9350"/>
+            </w:tabs>
+            <w:rPr>
+              <w:rFonts w:cstheme="minorBidi"/>
+              <w:noProof/>
+              <w:sz w:val="22"/>
+              <w:szCs w:val="22"/>
+            </w:rPr>
+          </w:pPr>
+          <w:hyperlink w:anchor="_Toc237905374" w:history="1">
+            <w:r>
+              <w:rPr>
+                <w:rStyle w:val="Hyperlink"/>
+                <w:noProof/>
+              </w:rPr>
+              <w:t>Statement Coverage</w:t>
+            </w:r>
+            <w:r>
+              <w:rPr>
+                <w:noProof/>
+                <w:webHidden/>
+              </w:rPr>
+              <w:tab/>
+            </w:r>
+            <w:r>
+              <w:rPr>
+                <w:noProof/>
+                <w:webHidden/>
+              </w:rPr>
+              <w:fldChar w:fldCharType="begin"/>
+            </w:r>
+            <w:r>
+              <w:rPr>
+                <w:noProof/>
+                <w:webHidden/>
+              </w:rPr>
+              <w:instrText xml:space="preserve"> PAGEREF _Toc237905374 \h </w:instrText>
+            </w:r>
+            <w:r>
+              <w:rPr>
+                <w:noProof/>
+                <w:webHidden/>
+              </w:rPr>
+            </w:r>
+            <w:r>
+              <w:rPr>
+                <w:noProof/>
+                <w:webHidden/>
+              </w:rPr>
+              <w:fldChar w:fldCharType="separate"/>
+            </w:r>
+            <w:r>
+              <w:rPr>
+                <w:noProof/>
+                <w:webHidden/>
+              </w:rPr>
+              <w:t>3</w:t>
+            </w:r>
+            <w:r>
+              <w:rPr>
+                <w:noProof/>
+                <w:webHidden/>
+              </w:rPr>
+              <w:fldChar w:fldCharType="end"/>
+            </w:r>
+          </w:hyperlink>
+        </w:p>
+        <w:p>
+          <w:pPr>
+            <w:pStyle w:val="TOC2"/>
+            <w:tabs>
+              <w:tab w:val="right" w:leader="dot" w:pos="9350"/>
+            </w:tabs>
+            <w:rPr>
+              <w:rFonts w:cstheme="minorBidi"/>
+              <w:noProof/>
+              <w:sz w:val="22"/>
+              <w:szCs w:val="22"/>
+            </w:rPr>
+          </w:pPr>
+          <w:hyperlink w:anchor="_Toc237905375" w:history="1">
+            <w:r>
+              <w:rPr>
+                <w:rStyle w:val="Hyperlink"/>
+                <w:noProof/>
+              </w:rPr>
+              <w:t>Toggle Coverage</w:t>
+            </w:r>
+            <w:r>
+              <w:rPr>
+                <w:noProof/>
+                <w:webHidden/>
+              </w:rPr>
+              <w:tab/>
+            </w:r>
+            <w:r>
+              <w:rPr>
+                <w:noProof/>
+                <w:webHidden/>
+              </w:rPr>
+              <w:fldChar w:fldCharType="begin"/>
+            </w:r>
+            <w:r>
+              <w:rPr>
+                <w:noProof/>
+                <w:webHidden/>
+              </w:rPr>
+              <w:instrText xml:space="preserve"> PAGEREF _Toc237905375 \h </w:instrText>
+            </w:r>
+            <w:r>
+              <w:rPr>
+                <w:noProof/>
+                <w:webHidden/>
+              </w:rPr>
+            </w:r>
+            <w:r>
+              <w:rPr>
+                <w:noProof/>
+                <w:webHidden/>
+              </w:rPr>
+              <w:fldChar w:fldCharType="separate"/>
+            </w:r>
+            <w:r>
+              <w:rPr>
+                <w:noProof/>
+                <w:webHidden/>
+              </w:rPr>
+              <w:t>3</w:t>
+            </w:r>
+            <w:r>
+              <w:rPr>
+                <w:noProof/>
+                <w:webHidden/>
+              </w:rPr>
+              <w:fldChar w:fldCharType="end"/>
+            </w:r>
+          </w:hyperlink>
+        </w:p>
+        <w:p>
+          <w:pPr>
+            <w:pStyle w:val="TOC2"/>
+            <w:tabs>
+              <w:tab w:val="right" w:leader="dot" w:pos="9350"/>
+            </w:tabs>
+            <w:rPr>
+              <w:rFonts w:cstheme="minorBidi"/>
+              <w:noProof/>
+              <w:sz w:val="22"/>
+              <w:szCs w:val="22"/>
+            </w:rPr>
+          </w:pPr>
+          <w:hyperlink w:anchor="_Toc237905376" w:history="1">
+            <w:r>
+              <w:rPr>
+                <w:rStyle w:val="Hyperlink"/>
+                <w:noProof/>
+              </w:rPr>
+              <w:t>Conditional Coverage</w:t>
+            </w:r>
+            <w:r>
+              <w:rPr>
+                <w:noProof/>
+                <w:webHidden/>
+              </w:rPr>
+              <w:tab/>
+            </w:r>
+            <w:r>
+              <w:rPr>
+                <w:noProof/>
+                <w:webHidden/>
+              </w:rPr>
+              <w:fldChar w:fldCharType="begin"/>
+            </w:r>
+            <w:r>
+              <w:rPr>
+                <w:noProof/>
+                <w:webHidden/>
+              </w:rPr>
+              <w:instrText xml:space="preserve"> PAGEREF _Toc237905376 \h </w:instrText>
+            </w:r>
+            <w:r>
+              <w:rPr>
+                <w:noProof/>
+                <w:webHidden/>
+              </w:rPr>
+            </w:r>
+            <w:r>
+              <w:rPr>
+                <w:noProof/>
+                <w:webHidden/>
+              </w:rPr>
+              <w:fldChar w:fldCharType="separate"/>
+            </w:r>
+            <w:r>
+              <w:rPr>
+                <w:noProof/>
+                <w:webHidden/>
+              </w:rPr>
+              <w:t>3</w:t>
+            </w:r>
+            <w:r>
+              <w:rPr>
+                <w:noProof/>
+                <w:webHidden/>
+              </w:rPr>
+              <w:fldChar w:fldCharType="end"/>
+            </w:r>
+          </w:hyperlink>
+        </w:p>
+        <w:p>
+          <w:pPr>
+            <w:pStyle w:val="TOC2"/>
+            <w:tabs>
+              <w:tab w:val="right" w:leader="dot" w:pos="9350"/>
+            </w:tabs>
+            <w:rPr>
+              <w:rFonts w:cstheme="minorBidi"/>
+              <w:noProof/>
+              <w:sz w:val="22"/>
+              <w:szCs w:val="22"/>
+            </w:rPr>
+          </w:pPr>
+          <w:hyperlink w:anchor="_Toc237905377" w:history="1">
+            <w:r>
+              <w:rPr>
+                <w:rStyle w:val="Hyperlink"/>
+                <w:noProof/>
+              </w:rPr>
+              <w:t>Assertion Coverage</w:t>
+            </w:r>
+            <w:r>
+              <w:rPr>
+                <w:noProof/>
+                <w:webHidden/>
+              </w:rPr>
+              <w:tab/>
+            </w:r>
+            <w:r>
+              <w:rPr>
+                <w:noProof/>
+                <w:webHidden/>
+              </w:rPr>
+              <w:fldChar w:fldCharType="begin"/>
+            </w:r>
+            <w:r>
+              <w:rPr>
+                <w:noProof/>
+                <w:webHidden/>
+              </w:rPr>
+              <w:instrText xml:space="preserve"> PAGEREF _Toc237905377 \h </w:instrText>
+            </w:r>
+            <w:r>
+              <w:rPr>
+                <w:noProof/>
+                <w:webHidden/>
+              </w:rPr>
+            </w:r>
+            <w:r>
+              <w:rPr>
+                <w:noProof/>
+                <w:webHidden/>
+              </w:rPr>
+              <w:fldChar w:fldCharType="separate"/>
+            </w:r>
+            <w:r>
+              <w:rPr>
+                <w:noProof/>
+                <w:webHidden/>
+              </w:rPr>
+              <w:t>3</w:t>
             </w:r>
             <w:r>
               <w:rPr>
@@ -573,13 +1008,13 @@
               <w:szCs w:val="22"/>
             </w:rPr>
           </w:pPr>
-          <w:hyperlink w:anchor="_Toc237903532" w:history="1">
+          <w:hyperlink w:anchor="_Toc237905378" w:history="1">
             <w:r>
               <w:rPr>
                 <w:rStyle w:val="Hyperlink"/>
                 <w:noProof/>
               </w:rPr>
-              <w:t>Coverage</w:t>
+              <w:t>Do File</w:t>
             </w:r>
             <w:r>
               <w:rPr>
@@ -600,362 +1035,7 @@
                 <w:noProof/>
                 <w:webHidden/>
               </w:rPr>
-              <w:instrText xml:space="preserve"> PAGEREF _Toc237903532 \h </w:instrText>
-            </w:r>
-            <w:r>
-              <w:rPr>
-                <w:noProof/>
-                <w:webHidden/>
-              </w:rPr>
-            </w:r>
-            <w:r>
-              <w:rPr>
-                <w:noProof/>
-                <w:webHidden/>
-              </w:rPr>
-              <w:fldChar w:fldCharType="separate"/>
-            </w:r>
-            <w:r>
-              <w:rPr>
-                <w:noProof/>
-                <w:webHidden/>
-              </w:rPr>
-              <w:t>3</w:t>
-            </w:r>
-            <w:r>
-              <w:rPr>
-                <w:noProof/>
-                <w:webHidden/>
-              </w:rPr>
-              <w:fldChar w:fldCharType="end"/>
-            </w:r>
-          </w:hyperlink>
-        </w:p>
-        <w:p>
-          <w:pPr>
-            <w:pStyle w:val="TOC2"/>
-            <w:tabs>
-              <w:tab w:val="right" w:leader="dot" w:pos="9350"/>
-            </w:tabs>
-            <w:rPr>
-              <w:rFonts w:cstheme="minorBidi"/>
-              <w:noProof/>
-              <w:sz w:val="22"/>
-              <w:szCs w:val="22"/>
-            </w:rPr>
-          </w:pPr>
-          <w:hyperlink w:anchor="_Toc237903533" w:history="1">
-            <w:r>
-              <w:rPr>
-                <w:rStyle w:val="Hyperlink"/>
-                <w:noProof/>
-              </w:rPr>
-              <w:t>Functional Coverage</w:t>
-            </w:r>
-            <w:r>
-              <w:rPr>
-                <w:noProof/>
-                <w:webHidden/>
-              </w:rPr>
-              <w:tab/>
-            </w:r>
-            <w:r>
-              <w:rPr>
-                <w:noProof/>
-                <w:webHidden/>
-              </w:rPr>
-              <w:fldChar w:fldCharType="begin"/>
-            </w:r>
-            <w:r>
-              <w:rPr>
-                <w:noProof/>
-                <w:webHidden/>
-              </w:rPr>
-              <w:instrText xml:space="preserve"> PAGEREF _Toc237903533 \h </w:instrText>
-            </w:r>
-            <w:r>
-              <w:rPr>
-                <w:noProof/>
-                <w:webHidden/>
-              </w:rPr>
-            </w:r>
-            <w:r>
-              <w:rPr>
-                <w:noProof/>
-                <w:webHidden/>
-              </w:rPr>
-              <w:fldChar w:fldCharType="separate"/>
-            </w:r>
-            <w:r>
-              <w:rPr>
-                <w:noProof/>
-                <w:webHidden/>
-              </w:rPr>
-              <w:t>3</w:t>
-            </w:r>
-            <w:r>
-              <w:rPr>
-                <w:noProof/>
-                <w:webHidden/>
-              </w:rPr>
-              <w:fldChar w:fldCharType="end"/>
-            </w:r>
-          </w:hyperlink>
-        </w:p>
-        <w:p>
-          <w:pPr>
-            <w:pStyle w:val="TOC2"/>
-            <w:tabs>
-              <w:tab w:val="right" w:leader="dot" w:pos="9350"/>
-            </w:tabs>
-            <w:rPr>
-              <w:rFonts w:cstheme="minorBidi"/>
-              <w:noProof/>
-              <w:sz w:val="22"/>
-              <w:szCs w:val="22"/>
-            </w:rPr>
-          </w:pPr>
-          <w:hyperlink w:anchor="_Toc237903534" w:history="1">
-            <w:r>
-              <w:rPr>
-                <w:rStyle w:val="Hyperlink"/>
-                <w:noProof/>
-              </w:rPr>
-              <w:t>Statement Coverage</w:t>
-            </w:r>
-            <w:r>
-              <w:rPr>
-                <w:noProof/>
-                <w:webHidden/>
-              </w:rPr>
-              <w:tab/>
-            </w:r>
-            <w:r>
-              <w:rPr>
-                <w:noProof/>
-                <w:webHidden/>
-              </w:rPr>
-              <w:fldChar w:fldCharType="begin"/>
-            </w:r>
-            <w:r>
-              <w:rPr>
-                <w:noProof/>
-                <w:webHidden/>
-              </w:rPr>
-              <w:instrText xml:space="preserve"> PAGEREF _Toc237903534 \h </w:instrText>
-            </w:r>
-            <w:r>
-              <w:rPr>
-                <w:noProof/>
-                <w:webHidden/>
-              </w:rPr>
-            </w:r>
-            <w:r>
-              <w:rPr>
-                <w:noProof/>
-                <w:webHidden/>
-              </w:rPr>
-              <w:fldChar w:fldCharType="separate"/>
-            </w:r>
-            <w:r>
-              <w:rPr>
-                <w:noProof/>
-                <w:webHidden/>
-              </w:rPr>
-              <w:t>4</w:t>
-            </w:r>
-            <w:r>
-              <w:rPr>
-                <w:noProof/>
-                <w:webHidden/>
-              </w:rPr>
-              <w:fldChar w:fldCharType="end"/>
-            </w:r>
-          </w:hyperlink>
-        </w:p>
-        <w:p>
-          <w:pPr>
-            <w:pStyle w:val="TOC2"/>
-            <w:tabs>
-              <w:tab w:val="right" w:leader="dot" w:pos="9350"/>
-            </w:tabs>
-            <w:rPr>
-              <w:rFonts w:cstheme="minorBidi"/>
-              <w:noProof/>
-              <w:sz w:val="22"/>
-              <w:szCs w:val="22"/>
-            </w:rPr>
-          </w:pPr>
-          <w:hyperlink w:anchor="_Toc237903535" w:history="1">
-            <w:r>
-              <w:rPr>
-                <w:rStyle w:val="Hyperlink"/>
-                <w:noProof/>
-              </w:rPr>
-              <w:t>Toggle Coverage</w:t>
-            </w:r>
-            <w:r>
-              <w:rPr>
-                <w:noProof/>
-                <w:webHidden/>
-              </w:rPr>
-              <w:tab/>
-            </w:r>
-            <w:r>
-              <w:rPr>
-                <w:noProof/>
-                <w:webHidden/>
-              </w:rPr>
-              <w:fldChar w:fldCharType="begin"/>
-            </w:r>
-            <w:r>
-              <w:rPr>
-                <w:noProof/>
-                <w:webHidden/>
-              </w:rPr>
-              <w:instrText xml:space="preserve"> PAGEREF _Toc237903535 \h </w:instrText>
-            </w:r>
-            <w:r>
-              <w:rPr>
-                <w:noProof/>
-                <w:webHidden/>
-              </w:rPr>
-            </w:r>
-            <w:r>
-              <w:rPr>
-                <w:noProof/>
-                <w:webHidden/>
-              </w:rPr>
-              <w:fldChar w:fldCharType="separate"/>
-            </w:r>
-            <w:r>
-              <w:rPr>
-                <w:noProof/>
-                <w:webHidden/>
-              </w:rPr>
-              <w:t>4</w:t>
-            </w:r>
-            <w:r>
-              <w:rPr>
-                <w:noProof/>
-                <w:webHidden/>
-              </w:rPr>
-              <w:fldChar w:fldCharType="end"/>
-            </w:r>
-          </w:hyperlink>
-        </w:p>
-        <w:p>
-          <w:pPr>
-            <w:pStyle w:val="TOC2"/>
-            <w:tabs>
-              <w:tab w:val="right" w:leader="dot" w:pos="9350"/>
-            </w:tabs>
-            <w:rPr>
-              <w:rFonts w:cstheme="minorBidi"/>
-              <w:noProof/>
-              <w:sz w:val="22"/>
-              <w:szCs w:val="22"/>
-            </w:rPr>
-          </w:pPr>
-          <w:hyperlink w:anchor="_Toc237903536" w:history="1">
-            <w:r>
-              <w:rPr>
-                <w:rStyle w:val="Hyperlink"/>
-                <w:noProof/>
-              </w:rPr>
-              <w:t>Conditional Coverage</w:t>
-            </w:r>
-            <w:r>
-              <w:rPr>
-                <w:noProof/>
-                <w:webHidden/>
-              </w:rPr>
-              <w:tab/>
-            </w:r>
-            <w:r>
-              <w:rPr>
-                <w:noProof/>
-                <w:webHidden/>
-              </w:rPr>
-              <w:fldChar w:fldCharType="begin"/>
-            </w:r>
-            <w:r>
-              <w:rPr>
-                <w:noProof/>
-                <w:webHidden/>
-              </w:rPr>
-              <w:instrText xml:space="preserve"> PAGEREF _Toc237903536 \h </w:instrText>
-            </w:r>
-            <w:r>
-              <w:rPr>
-                <w:noProof/>
-                <w:webHidden/>
-              </w:rPr>
-            </w:r>
-            <w:r>
-              <w:rPr>
-                <w:noProof/>
-                <w:webHidden/>
-              </w:rPr>
-              <w:fldChar w:fldCharType="separate"/>
-            </w:r>
-            <w:r>
-              <w:rPr>
-                <w:noProof/>
-                <w:webHidden/>
-              </w:rPr>
-              <w:t>4</w:t>
-            </w:r>
-            <w:r>
-              <w:rPr>
-                <w:noProof/>
-                <w:webHidden/>
-              </w:rPr>
-              <w:fldChar w:fldCharType="end"/>
-            </w:r>
-          </w:hyperlink>
-        </w:p>
-        <w:p>
-          <w:pPr>
-            <w:pStyle w:val="TOC2"/>
-            <w:tabs>
-              <w:tab w:val="right" w:leader="dot" w:pos="9350"/>
-            </w:tabs>
-            <w:rPr>
-              <w:rFonts w:cstheme="minorBidi"/>
-              <w:noProof/>
-              <w:sz w:val="22"/>
-              <w:szCs w:val="22"/>
-            </w:rPr>
-          </w:pPr>
-          <w:hyperlink w:anchor="_Toc237903537" w:history="1">
-            <w:r>
-              <w:rPr>
-                <w:rStyle w:val="Hyperlink"/>
-                <w:noProof/>
-              </w:rPr>
-              <w:t>Assertion Coverage</w:t>
-            </w:r>
-            <w:r>
-              <w:rPr>
-                <w:noProof/>
-                <w:webHidden/>
-              </w:rPr>
-              <w:tab/>
-            </w:r>
-            <w:r>
-              <w:rPr>
-                <w:noProof/>
-                <w:webHidden/>
-              </w:rPr>
-              <w:fldChar w:fldCharType="begin"/>
-            </w:r>
-            <w:r>
-              <w:rPr>
-                <w:noProof/>
-                <w:webHidden/>
-              </w:rPr>
-              <w:instrText xml:space="preserve"> PAGEREF _Toc237903537 \h </w:instrText>
+              <w:instrText xml:space="preserve"> PAGEREF _Toc237905378 \h </w:instrText>
             </w:r>
             <w:r>
               <w:rPr>
@@ -999,13 +1079,13 @@
               <w:szCs w:val="22"/>
             </w:rPr>
           </w:pPr>
-          <w:hyperlink w:anchor="_Toc237903538" w:history="1">
+          <w:hyperlink w:anchor="_Toc237905379" w:history="1">
             <w:r>
               <w:rPr>
                 <w:rStyle w:val="Hyperlink"/>
                 <w:noProof/>
               </w:rPr>
-              <w:t>Do File</w:t>
+              <w:t>Waveforms</w:t>
             </w:r>
             <w:r>
               <w:rPr>
@@ -1026,7 +1106,7 @@
                 <w:noProof/>
                 <w:webHidden/>
               </w:rPr>
-              <w:instrText xml:space="preserve"> PAGEREF _Toc237903538 \h </w:instrText>
+              <w:instrText xml:space="preserve"> PAGEREF _Toc237905379 \h </w:instrText>
             </w:r>
             <w:r>
               <w:rPr>
@@ -1047,77 +1127,6 @@
                 <w:webHidden/>
               </w:rPr>
               <w:t>5</w:t>
-            </w:r>
-            <w:r>
-              <w:rPr>
-                <w:noProof/>
-                <w:webHidden/>
-              </w:rPr>
-              <w:fldChar w:fldCharType="end"/>
-            </w:r>
-          </w:hyperlink>
-        </w:p>
-        <w:p>
-          <w:pPr>
-            <w:pStyle w:val="TOC1"/>
-            <w:tabs>
-              <w:tab w:val="right" w:leader="dot" w:pos="9350"/>
-            </w:tabs>
-            <w:rPr>
-              <w:rFonts w:cstheme="minorBidi"/>
-              <w:noProof/>
-              <w:sz w:val="22"/>
-              <w:szCs w:val="22"/>
-            </w:rPr>
-          </w:pPr>
-          <w:hyperlink w:anchor="_Toc237903539" w:history="1">
-            <w:r>
-              <w:rPr>
-                <w:rStyle w:val="Hyperlink"/>
-                <w:noProof/>
-              </w:rPr>
-              <w:t>Waveforms</w:t>
-            </w:r>
-            <w:r>
-              <w:rPr>
-                <w:noProof/>
-                <w:webHidden/>
-              </w:rPr>
-              <w:tab/>
-            </w:r>
-            <w:r>
-              <w:rPr>
-                <w:noProof/>
-                <w:webHidden/>
-              </w:rPr>
-              <w:fldChar w:fldCharType="begin"/>
-            </w:r>
-            <w:r>
-              <w:rPr>
-                <w:noProof/>
-                <w:webHidden/>
-              </w:rPr>
-              <w:instrText xml:space="preserve"> PAGEREF _Toc237903539 \h </w:instrText>
-            </w:r>
-            <w:r>
-              <w:rPr>
-                <w:noProof/>
-                <w:webHidden/>
-              </w:rPr>
-            </w:r>
-            <w:r>
-              <w:rPr>
-                <w:noProof/>
-                <w:webHidden/>
-              </w:rPr>
-              <w:fldChar w:fldCharType="separate"/>
-            </w:r>
-            <w:r>
-              <w:rPr>
-                <w:noProof/>
-                <w:webHidden/>
-              </w:rPr>
-              <w:t>6</w:t>
             </w:r>
             <w:r>
               <w:rPr>
@@ -1165,7 +1174,7 @@
       <w:pPr>
         <w:pStyle w:val="Heading1"/>
       </w:pPr>
-      <w:bookmarkStart w:id="0" w:name="_Toc237903529"/>
+      <w:bookmarkStart w:id="0" w:name="_Toc237905369"/>
       <w:r>
         <w:lastRenderedPageBreak/>
         <w:t>Introduction</w:t>
@@ -1194,23 +1203,13 @@
         <w:t xml:space="preserve"> </w:t>
       </w:r>
       <w:r>
-        <w:t>separate components such as generator, driver, monitor, scoreboard, and environment</w:t>
-      </w:r>
-      <w:r>
-        <w:t xml:space="preserve">. This class-based verification acts as the starting point to UVM, the standard, </w:t>
-      </w:r>
-      <w:r>
-        <w:t>widely</w:t>
-      </w:r>
-      <w:r>
-        <w:t xml:space="preserve"> used verification methodology</w:t>
+        <w:t>separate components such as generator, driver, monitor, scoreboard, and environment. This class-based verification acts as the starting point to UVM, the standard, widely used verification methodology</w:t>
       </w:r>
     </w:p>
     <w:p>
       <w:pPr>
         <w:jc w:val="both"/>
         <w:rPr>
-          <w:rFonts w:hint="cs"/>
           <w:rtl/>
           <w:lang w:bidi="ar-EG"/>
         </w:rPr>
@@ -1236,7 +1235,7 @@
       <w:pPr>
         <w:pStyle w:val="Heading1"/>
       </w:pPr>
-      <w:bookmarkStart w:id="1" w:name="_Toc237903530"/>
+      <w:bookmarkStart w:id="1" w:name="_Toc237905370"/>
       <w:r>
         <w:t>Findings</w:t>
       </w:r>
@@ -1247,13 +1246,7 @@
         <w:jc w:val="both"/>
       </w:pPr>
       <w:r>
-        <w:t xml:space="preserve">The RTL provided is intentionally buggy to enhance the learning of verification concepts and improve the eye-for-detail skills. Below is a list of </w:t>
-      </w:r>
-      <w:r>
-        <w:t>found</w:t>
-      </w:r>
-      <w:r>
-        <w:t xml:space="preserve"> bugs.</w:t>
+        <w:t>The RTL provided is intentionally buggy to enhance the learning of verification concepts and improve the eye-for-detail skills. Below is a list of found bugs.</w:t>
       </w:r>
     </w:p>
     <w:p>
@@ -1291,13 +1284,8 @@
         <w:t xml:space="preserve">Memory address of by one: </w:t>
       </w:r>
       <w:bookmarkStart w:id="2" w:name="_Hlk237902344"/>
-      <w:proofErr w:type="spellStart"/>
-      <w:r>
-        <w:t>mem_rdata</w:t>
-      </w:r>
-      <w:proofErr w:type="spellEnd"/>
-      <w:r>
-        <w:t xml:space="preserve"> &lt;= memory[mem_addr-1]</w:t>
+      <w:r>
+        <w:t>mem_rdata &lt;= memory[mem_addr-1]</w:t>
       </w:r>
       <w:r>
         <w:t xml:space="preserve"> </w:t>
@@ -1306,21 +1294,8 @@
       <w:r>
         <w:t xml:space="preserve">should be </w:t>
       </w:r>
-      <w:proofErr w:type="spellStart"/>
-      <w:r>
-        <w:t>mem_rdata</w:t>
-      </w:r>
-      <w:proofErr w:type="spellEnd"/>
-      <w:r>
-        <w:t xml:space="preserve"> &lt;= memory[</w:t>
-      </w:r>
-      <w:proofErr w:type="spellStart"/>
-      <w:r>
-        <w:t>mem_addr</w:t>
-      </w:r>
-      <w:proofErr w:type="spellEnd"/>
-      <w:r>
-        <w:t>]</w:t>
+      <w:r>
+        <w:t>mem_rdata &lt;= memory[mem_addr]</w:t>
       </w:r>
       <w:r>
         <w:t>.</w:t>
@@ -1342,53 +1317,13 @@
         <w:t>s</w:t>
       </w:r>
       <w:r>
-        <w:t xml:space="preserve">: </w:t>
-      </w:r>
-      <w:proofErr w:type="spellStart"/>
-      <w:r>
-        <w:t>write_boundary_cross</w:t>
-      </w:r>
-      <w:proofErr w:type="spellEnd"/>
-      <w:r>
-        <w:t xml:space="preserve"> &amp; </w:t>
-      </w:r>
-      <w:proofErr w:type="spellStart"/>
-      <w:r>
-        <w:t>read_boundary_cross</w:t>
-      </w:r>
-      <w:proofErr w:type="spellEnd"/>
-      <w:r>
-        <w:t xml:space="preserve"> </w:t>
-      </w:r>
-      <w:proofErr w:type="gramStart"/>
-      <w:r>
-        <w:t>are</w:t>
-      </w:r>
-      <w:proofErr w:type="gramEnd"/>
-      <w:r>
-        <w:t xml:space="preserve"> </w:t>
+        <w:t xml:space="preserve">: write_boundary_cross &amp; read_boundary_cross are </w:t>
       </w:r>
       <w:r>
         <w:t xml:space="preserve">not evaluated once from the burst’s start address but instead </w:t>
       </w:r>
       <w:r>
-        <w:t xml:space="preserve">recomputed every cycle from the current, already-incremented </w:t>
-      </w:r>
-      <w:proofErr w:type="spellStart"/>
-      <w:r>
-        <w:t>write_addr</w:t>
-      </w:r>
-      <w:proofErr w:type="spellEnd"/>
-      <w:r>
-        <w:t>/</w:t>
-      </w:r>
-      <w:proofErr w:type="spellStart"/>
-      <w:r>
-        <w:t>read_addr</w:t>
-      </w:r>
-      <w:proofErr w:type="spellEnd"/>
-      <w:r>
-        <w:t xml:space="preserve"> combined with the full original burst length</w:t>
+        <w:t>recomputed every cycle from the current, already-incremented write_addr/read_addr combined with the full original burst length</w:t>
       </w:r>
       <w:r>
         <w:t>.</w:t>
@@ -1441,7 +1376,7 @@
       <w:pPr>
         <w:pStyle w:val="Heading1"/>
       </w:pPr>
-      <w:bookmarkStart w:id="3" w:name="_Toc237903532"/>
+      <w:bookmarkStart w:id="3" w:name="_Toc237905371"/>
       <w:r>
         <w:lastRenderedPageBreak/>
         <w:t>Coverage</w:t>
@@ -1452,28 +1387,304 @@
       <w:pPr>
         <w:pStyle w:val="Heading2"/>
       </w:pPr>
-      <w:bookmarkStart w:id="4" w:name="_Toc237903533"/>
-      <w:r>
+      <w:bookmarkStart w:id="4" w:name="_Toc237905372"/>
+      <w:r>
+        <w:t>Summary &amp; Justification</w:t>
+      </w:r>
+      <w:bookmarkEnd w:id="4"/>
+    </w:p>
+    <w:p>
+      <w:pPr>
+        <w:pStyle w:val="ListParagraph"/>
+        <w:numPr>
+          <w:ilvl w:val="0"/>
+          <w:numId w:val="2"/>
+        </w:numPr>
+        <w:jc w:val="both"/>
+      </w:pPr>
+      <w:r>
+        <w:t>FSM Coverage</w:t>
+      </w:r>
+      <w:r>
+        <w:t xml:space="preserve">: </w:t>
+      </w:r>
+      <w:r>
+        <w:t>70% (7/10 transitions)</w:t>
+      </w:r>
+    </w:p>
+    <w:p>
+      <w:pPr>
+        <w:pStyle w:val="ListParagraph"/>
+        <w:numPr>
+          <w:ilvl w:val="0"/>
+          <w:numId w:val="2"/>
+        </w:numPr>
+        <w:jc w:val="both"/>
+      </w:pPr>
+      <w:r>
+        <w:t>States: 100%</w:t>
+      </w:r>
+      <w:r>
+        <w:t xml:space="preserve"> </w:t>
+      </w:r>
+      <w:r>
+        <w:t>(7/7)</w:t>
+      </w:r>
+      <w:r>
+        <w:t>.</w:t>
+      </w:r>
+    </w:p>
+    <w:p>
+      <w:pPr>
+        <w:pStyle w:val="ListParagraph"/>
+        <w:numPr>
+          <w:ilvl w:val="0"/>
+          <w:numId w:val="2"/>
+        </w:numPr>
+        <w:jc w:val="both"/>
+      </w:pPr>
+      <w:r>
+        <w:t>T</w:t>
+      </w:r>
+      <w:r>
+        <w:t>ransitions: 70%</w:t>
+      </w:r>
+      <w:r>
+        <w:t xml:space="preserve"> -</w:t>
+      </w:r>
+      <w:r>
+        <w:t>-</w:t>
+      </w:r>
+      <w:r>
+        <w:t xml:space="preserve">&gt; </w:t>
+      </w:r>
+      <w:r>
+        <w:t>3 missing, all from the same root cause:</w:t>
+      </w:r>
+    </w:p>
+    <w:p>
+      <w:pPr>
+        <w:ind w:firstLine="360"/>
+        <w:jc w:val="both"/>
+      </w:pPr>
+      <w:r>
+        <w:t>D</w:t>
+      </w:r>
+      <w:r>
+        <w:t xml:space="preserve">efault-branch recovery transitions from defined states into the idle state require the FSM register to occupy an unused binary encoding, which </w:t>
+      </w:r>
+      <w:r>
+        <w:t xml:space="preserve">are structurally impossible to be carried out </w:t>
+      </w:r>
+      <w:r>
+        <w:t>without deliberate error injection.</w:t>
+      </w:r>
+    </w:p>
+    <w:p>
+      <w:pPr>
+        <w:ind w:firstLine="360"/>
+        <w:jc w:val="both"/>
+      </w:pPr>
+      <w:r>
+        <w:rPr>
+          <w:noProof/>
+        </w:rPr>
+        <w:drawing>
+          <wp:inline distT="0" distB="0" distL="0" distR="0" wp14:anchorId="1F5C726A" wp14:editId="6C6BF25C">
+            <wp:extent cx="5935980" cy="662940"/>
+            <wp:effectExtent l="0" t="0" r="7620" b="3810"/>
+            <wp:docPr id="7" name="Picture 7"/>
+            <wp:cNvGraphicFramePr>
+              <a:graphicFrameLocks xmlns:a="http://schemas.openxmlformats.org/drawingml/2006/main" noChangeAspect="1"/>
+            </wp:cNvGraphicFramePr>
+            <a:graphic xmlns:a="http://schemas.openxmlformats.org/drawingml/2006/main">
+              <a:graphicData uri="http://schemas.openxmlformats.org/drawingml/2006/picture">
+                <pic:pic xmlns:pic="http://schemas.openxmlformats.org/drawingml/2006/picture">
+                  <pic:nvPicPr>
+                    <pic:cNvPr id="0" name="Picture 1"/>
+                    <pic:cNvPicPr>
+                      <a:picLocks noChangeAspect="1" noChangeArrowheads="1"/>
+                    </pic:cNvPicPr>
+                  </pic:nvPicPr>
+                  <pic:blipFill>
+                    <a:blip r:embed="rId11">
+                      <a:extLst>
+                        <a:ext uri="{28A0092B-C50C-407E-A947-70E740481C1C}">
+                          <a14:useLocalDpi xmlns:a14="http://schemas.microsoft.com/office/drawing/2010/main" val="0"/>
+                        </a:ext>
+                      </a:extLst>
+                    </a:blip>
+                    <a:srcRect/>
+                    <a:stretch>
+                      <a:fillRect/>
+                    </a:stretch>
+                  </pic:blipFill>
+                  <pic:spPr bwMode="auto">
+                    <a:xfrm>
+                      <a:off x="0" y="0"/>
+                      <a:ext cx="5935980" cy="662940"/>
+                    </a:xfrm>
+                    <a:prstGeom prst="rect">
+                      <a:avLst/>
+                    </a:prstGeom>
+                    <a:noFill/>
+                    <a:ln>
+                      <a:noFill/>
+                    </a:ln>
+                  </pic:spPr>
+                </pic:pic>
+              </a:graphicData>
+            </a:graphic>
+          </wp:inline>
+        </w:drawing>
+      </w:r>
+      <w:r>
+        <w:br/>
+      </w:r>
+    </w:p>
+    <w:p>
+      <w:r>
+        <w:t>REQ-007 / cx_len_bresp — new Pending gap. The old &lt;max_burst,slverr&gt; hole is closed (now 1 hit, thanks to case 30 in prior work), but a new hole appeared: &lt;max_burst,okay&gt; = 0. No test ever drives a full 256</w:t>
+      </w:r>
+      <w:r>
+        <w:rPr>
+          <w:rFonts w:ascii="Cambria Math" w:hAnsi="Cambria Math" w:cs="Cambria Math"/>
+        </w:rPr>
+        <w:t>‑</w:t>
+      </w:r>
+      <w:r>
+        <w:t>beat burst that stays in</w:t>
+      </w:r>
+      <w:r>
+        <w:rPr>
+          <w:rFonts w:ascii="Cambria Math" w:hAnsi="Cambria Math" w:cs="Cambria Math"/>
+        </w:rPr>
+        <w:t>‑</w:t>
+      </w:r>
+      <w:r>
+        <w:t>range/non</w:t>
+      </w:r>
+      <w:r>
+        <w:rPr>
+          <w:rFonts w:ascii="Cambria Math" w:hAnsi="Cambria Math" w:cs="Cambria Math"/>
+        </w:rPr>
+        <w:t>‑</w:t>
+      </w:r>
+      <w:r>
+        <w:t>crossing and returns OKAY. TC-005 (ADDR_NORMAL, AWLEN=255) doesn't guarantee this because awaddr is randomized across the whole normal range and can cross the 4KB boundary. Fix needed: a directed case pinning awaddr low enough (e.g. 0x0000) with awlen=255 to force a legal, fully in-bounds max-burst.</w:t>
+      </w:r>
+    </w:p>
+    <w:p>
+      <w:r>
+        <w:t>REQ-008 / AWSIZE TC mapping was wrong. case_id 11–14 and 23–26 no longer force AWSIZE (and 23–26 are literal duplicates of case 0). The actual AWSIZE-violation coverage comes from case_id 30–33 (now TC</w:t>
+      </w:r>
+      <w:r>
+        <w:rPr>
+          <w:rFonts w:ascii="Cambria Math" w:hAnsi="Cambria Math" w:cs="Cambria Math"/>
+        </w:rPr>
+        <w:t>‑</w:t>
+      </w:r>
+      <w:r>
+        <w:t>031</w:t>
+      </w:r>
+      <w:r>
+        <w:rPr>
+          <w:rFonts w:ascii="Calibri" w:hAnsi="Calibri" w:cs="Calibri"/>
+        </w:rPr>
+        <w:t>–</w:t>
+      </w:r>
+      <w:r>
+        <w:t>034). Updated E-column and flagged the duplicate cases in the Remarks column as a generator cleanup item.</w:t>
+      </w:r>
+    </w:p>
+    <w:p>
+      <w:r>
+        <w:t>REQ-012 / REQ-013 (read channel, memory read datapath) — still Pending, out of scope, now with fresh numbers: axi4_memory statement coverage is 5/7 (71.42%), branch coverage 2/5 (40%) — the registered read-path lines (28, 30) are never hit in this write-only regression.</w:t>
+      </w:r>
+    </w:p>
+    <w:p>
+      <w:r>
+        <w:t xml:space="preserve">SVA sheet — a_bresp_stable is now implemented and passing (added). a_aw_payload_stable / a_w_payload_stable exist in axi4_if.sv but show 0/0 </w:t>
+      </w:r>
+      <w:r>
+        <w:lastRenderedPageBreak/>
+        <w:t>(never evaluated) because the driver never deasserts AWREADY/WREADY mid-burst — flagged as a stimulus gap, not a missing assertion.</w:t>
+      </w:r>
+    </w:p>
+    <w:p>
+      <w:r>
+        <w:t>Func Cov — all bin hit-counts refreshed from the new report; total combined coverage is now 99.38% (64/65 bins), with the one open item being the &lt;max_burst,okay&gt; gap above.</w:t>
+      </w:r>
+    </w:p>
+    <w:p/>
+    <w:p>
+      <w:r>
+        <w:br w:type="page"/>
+      </w:r>
+    </w:p>
+    <w:p>
+      <w:pPr>
+        <w:pStyle w:val="Heading2"/>
+      </w:pPr>
+      <w:bookmarkStart w:id="5" w:name="_Toc237905373"/>
+      <w:r>
+        <w:lastRenderedPageBreak/>
         <w:t>Functional Coverage</w:t>
       </w:r>
-      <w:bookmarkEnd w:id="4"/>
+      <w:bookmarkEnd w:id="5"/>
+    </w:p>
+    <w:p>
+      <w:r>
+        <w:rPr>
+          <w:noProof/>
+        </w:rPr>
+        <w:drawing>
+          <wp:inline distT="0" distB="0" distL="0" distR="0" wp14:anchorId="10E0B39F" wp14:editId="0FE58FF6">
+            <wp:extent cx="5943600" cy="929005"/>
+            <wp:effectExtent l="0" t="0" r="0" b="4445"/>
+            <wp:docPr id="3" name="Picture 3"/>
+            <wp:cNvGraphicFramePr>
+              <a:graphicFrameLocks xmlns:a="http://schemas.openxmlformats.org/drawingml/2006/main" noChangeAspect="1"/>
+            </wp:cNvGraphicFramePr>
+            <a:graphic xmlns:a="http://schemas.openxmlformats.org/drawingml/2006/main">
+              <a:graphicData uri="http://schemas.openxmlformats.org/drawingml/2006/picture">
+                <pic:pic xmlns:pic="http://schemas.openxmlformats.org/drawingml/2006/picture">
+                  <pic:nvPicPr>
+                    <pic:cNvPr id="1" name=""/>
+                    <pic:cNvPicPr/>
+                  </pic:nvPicPr>
+                  <pic:blipFill>
+                    <a:blip r:embed="rId12"/>
+                    <a:stretch>
+                      <a:fillRect/>
+                    </a:stretch>
+                  </pic:blipFill>
+                  <pic:spPr>
+                    <a:xfrm>
+                      <a:off x="0" y="0"/>
+                      <a:ext cx="5943600" cy="929005"/>
+                    </a:xfrm>
+                    <a:prstGeom prst="rect">
+                      <a:avLst/>
+                    </a:prstGeom>
+                  </pic:spPr>
+                </pic:pic>
+              </a:graphicData>
+            </a:graphic>
+          </wp:inline>
+        </w:drawing>
+      </w:r>
     </w:p>
     <w:p/>
     <w:p>
-      <w:r>
-        <w:br w:type="page"/>
-      </w:r>
-    </w:p>
-    <w:p>
       <w:pPr>
         <w:pStyle w:val="Heading2"/>
       </w:pPr>
-      <w:bookmarkStart w:id="5" w:name="_Toc237903534"/>
-      <w:r>
-        <w:lastRenderedPageBreak/>
+      <w:bookmarkStart w:id="6" w:name="_Toc237905374"/>
+      <w:r>
         <w:t>Statement Coverage</w:t>
       </w:r>
-      <w:bookmarkEnd w:id="5"/>
+      <w:bookmarkEnd w:id="6"/>
     </w:p>
     <w:p>
       <w:r>
@@ -1496,7 +1707,7 @@
                     <pic:cNvPicPr/>
                   </pic:nvPicPr>
                   <pic:blipFill>
-                    <a:blip r:embed="rId11"/>
+                    <a:blip r:embed="rId13"/>
                     <a:stretch>
                       <a:fillRect/>
                     </a:stretch>
@@ -1522,11 +1733,11 @@
       <w:pPr>
         <w:pStyle w:val="Heading2"/>
       </w:pPr>
-      <w:bookmarkStart w:id="6" w:name="_Toc237903535"/>
+      <w:bookmarkStart w:id="7" w:name="_Toc237905375"/>
       <w:r>
         <w:t>Toggle Coverage</w:t>
       </w:r>
-      <w:bookmarkEnd w:id="6"/>
+      <w:bookmarkEnd w:id="7"/>
     </w:p>
     <w:p>
       <w:r>
@@ -1549,7 +1760,7 @@
                     <pic:cNvPicPr/>
                   </pic:nvPicPr>
                   <pic:blipFill>
-                    <a:blip r:embed="rId12"/>
+                    <a:blip r:embed="rId14"/>
                     <a:stretch>
                       <a:fillRect/>
                     </a:stretch>
@@ -1575,11 +1786,11 @@
       <w:pPr>
         <w:pStyle w:val="Heading2"/>
       </w:pPr>
-      <w:bookmarkStart w:id="7" w:name="_Toc237903536"/>
+      <w:bookmarkStart w:id="8" w:name="_Toc237905376"/>
       <w:r>
         <w:t>Conditional Coverage</w:t>
       </w:r>
-      <w:bookmarkEnd w:id="7"/>
+      <w:bookmarkEnd w:id="8"/>
     </w:p>
     <w:p>
       <w:r>
@@ -1602,7 +1813,7 @@
                     <pic:cNvPicPr/>
                   </pic:nvPicPr>
                   <pic:blipFill>
-                    <a:blip r:embed="rId13"/>
+                    <a:blip r:embed="rId15"/>
                     <a:stretch>
                       <a:fillRect/>
                     </a:stretch>
@@ -1628,11 +1839,11 @@
       <w:pPr>
         <w:pStyle w:val="Heading2"/>
       </w:pPr>
-      <w:bookmarkStart w:id="8" w:name="_Toc237903537"/>
+      <w:bookmarkStart w:id="9" w:name="_Toc237905377"/>
       <w:r>
         <w:t>Assertion Coverage</w:t>
       </w:r>
-      <w:bookmarkEnd w:id="8"/>
+      <w:bookmarkEnd w:id="9"/>
     </w:p>
     <w:p>
       <w:r>
@@ -1655,7 +1866,7 @@
                     <pic:cNvPicPr/>
                   </pic:nvPicPr>
                   <pic:blipFill>
-                    <a:blip r:embed="rId14"/>
+                    <a:blip r:embed="rId16"/>
                     <a:stretch>
                       <a:fillRect/>
                     </a:stretch>
@@ -1685,12 +1896,12 @@
       <w:pPr>
         <w:pStyle w:val="Heading1"/>
       </w:pPr>
-      <w:bookmarkStart w:id="9" w:name="_Toc237903538"/>
+      <w:bookmarkStart w:id="10" w:name="_Toc237905378"/>
       <w:r>
         <w:lastRenderedPageBreak/>
         <w:t>Do File</w:t>
       </w:r>
-      <w:bookmarkEnd w:id="9"/>
+      <w:bookmarkEnd w:id="10"/>
     </w:p>
     <w:p>
       <w:r>
@@ -1706,7 +1917,7 @@
       <w:pPr>
         <w:pStyle w:val="Heading1"/>
       </w:pPr>
-      <w:bookmarkStart w:id="10" w:name="_Toc237903539"/>
+      <w:bookmarkStart w:id="11" w:name="_Toc237905379"/>
       <w:r>
         <w:lastRenderedPageBreak/>
         <w:t>Waveform</w:t>
@@ -1714,13 +1925,13 @@
       <w:r>
         <w:t>s</w:t>
       </w:r>
-      <w:bookmarkEnd w:id="10"/>
+      <w:bookmarkEnd w:id="11"/>
     </w:p>
     <w:p/>
     <w:p/>
     <w:p/>
     <w:sectPr>
-      <w:footerReference w:type="default" r:id="rId15"/>
+      <w:footerReference w:type="default" r:id="rId17"/>
       <w:pgSz w:w="12240" w:h="15840"/>
       <w:pgMar w:top="1440" w:right="1440" w:bottom="1440" w:left="1440" w:header="720" w:footer="720" w:gutter="0"/>
       <w:pgBorders w:offsetFrom="page">
@@ -1897,9 +2108,9 @@
 <file path=word/numbering.xml><?xml version="1.0" encoding="utf-8"?>
 <w:numbering xmlns:wpc="http://schemas.microsoft.com/office/word/2010/wordprocessingCanvas" xmlns:cx="http://schemas.microsoft.com/office/drawing/2014/chartex" xmlns:cx1="http://schemas.microsoft.com/office/drawing/2015/9/8/chartex" xmlns:cx2="http://schemas.microsoft.com/office/drawing/2015/10/21/chartex" xmlns:cx3="http://schemas.microsoft.com/office/drawing/2016/5/9/chartex" xmlns:cx4="http://schemas.microsoft.com/office/drawing/2016/5/10/chartex" xmlns:cx5="http://schemas.microsoft.com/office/drawing/2016/5/11/chartex" xmlns:cx6="http://schemas.microsoft.com/office/drawing/2016/5/12/chartex" xmlns:cx7="http://schemas.microsoft.com/office/drawing/2016/5/13/chartex" xmlns:cx8="http://schemas.microsoft.com/office/drawing/2016/5/14/chartex" xmlns:mc="http://schemas.openxmlformats.org/markup-compatibility/2006" xmlns:aink="http://schemas.microsoft.com/office/drawing/2016/ink" xmlns:am3d="http://schemas.microsoft.com/office/drawing/2017/model3d" xmlns:o="urn:schemas-microsoft-com:office:office" xmlns:oel="http://schemas.microsoft.com/office/2019/extlst" xmlns:r="http://schemas.openxmlformats.org/officeDocument/2006/relationships" xmlns:m="http://schemas.openxmlformats.org/officeDocument/2006/math" xmlns:v="urn:schemas-microsoft-com:vml" xmlns:wp14="http://schemas.microsoft.com/office/word/2010/wordprocessingDrawing" xmlns:wp="http://schemas.openxmlformats.org/drawingml/2006/wordprocessingDrawing" xmlns:w10="urn:schemas-microsoft-com:office:word" xmlns:w="http://schemas.openxmlformats.org/wordprocessingml/2006/main" xmlns:w14="http://schemas.microsoft.com/office/word/2010/wordml" xmlns:w15="http://schemas.microsoft.com/office/word/2012/wordml" xmlns:w16cex="http://schemas.microsoft.com/office/word/2018/wordml/cex" xmlns:w16cid="http://schemas.microsoft.com/office/word/2016/wordml/cid" xmlns:w16="http://schemas.microsoft.com/office/word/2018/wordml" xmlns:w16du="http://schemas.microsoft.com/office/word/2023/wordml/word16du" xmlns:w16sdtdh="http://schemas.microsoft.com/office/word/2020/wordml/sdtdatahash" xmlns:w16se="http://schemas.microsoft.com/office/word/2015/wordml/symex" xmlns:wpg="http://schemas.microsoft.com/office/word/2010/wordprocessingGroup" xmlns:wpi="http://schemas.microsoft.com/office/word/2010/wordprocessingInk" xmlns:wne="http://schemas.microsoft.com/office/word/2006/wordml" xmlns:wps="http://schemas.microsoft.com/office/word/2010/wordprocessingShape" mc:Ignorable="w14 w15 w16se w16cid w16 w16cex w16sdtdh wp14">
   <w:abstractNum w:abstractNumId="0" w15:restartNumberingAfterBreak="0">
-    <w:nsid w:val="5F975DD1"/>
+    <w:nsid w:val="585333B2"/>
     <w:multiLevelType w:val="hybridMultilevel"/>
-    <w:tmpl w:val="B1185F72"/>
+    <w:tmpl w:val="44C6C9C2"/>
     <w:lvl w:ilvl="0" w:tplc="04090001">
       <w:start w:val="1"/>
       <w:numFmt w:val="bullet"/>
@@ -2009,7 +2220,123 @@
       </w:rPr>
     </w:lvl>
   </w:abstractNum>
+  <w:abstractNum w:abstractNumId="1" w15:restartNumberingAfterBreak="0">
+    <w:nsid w:val="5F975DD1"/>
+    <w:multiLevelType w:val="hybridMultilevel"/>
+    <w:tmpl w:val="B1185F72"/>
+    <w:lvl w:ilvl="0" w:tplc="04090001">
+      <w:start w:val="1"/>
+      <w:numFmt w:val="bullet"/>
+      <w:lvlText w:val=""/>
+      <w:lvlJc w:val="left"/>
+      <w:pPr>
+        <w:ind w:left="720" w:hanging="360"/>
+      </w:pPr>
+      <w:rPr>
+        <w:rFonts w:ascii="Symbol" w:hAnsi="Symbol" w:hint="default"/>
+      </w:rPr>
+    </w:lvl>
+    <w:lvl w:ilvl="1" w:tplc="04090003" w:tentative="1">
+      <w:start w:val="1"/>
+      <w:numFmt w:val="bullet"/>
+      <w:lvlText w:val="o"/>
+      <w:lvlJc w:val="left"/>
+      <w:pPr>
+        <w:ind w:left="1440" w:hanging="360"/>
+      </w:pPr>
+      <w:rPr>
+        <w:rFonts w:ascii="Courier New" w:hAnsi="Courier New" w:cs="Courier New" w:hint="default"/>
+      </w:rPr>
+    </w:lvl>
+    <w:lvl w:ilvl="2" w:tplc="04090005" w:tentative="1">
+      <w:start w:val="1"/>
+      <w:numFmt w:val="bullet"/>
+      <w:lvlText w:val=""/>
+      <w:lvlJc w:val="left"/>
+      <w:pPr>
+        <w:ind w:left="2160" w:hanging="360"/>
+      </w:pPr>
+      <w:rPr>
+        <w:rFonts w:ascii="Wingdings" w:hAnsi="Wingdings" w:hint="default"/>
+      </w:rPr>
+    </w:lvl>
+    <w:lvl w:ilvl="3" w:tplc="04090001" w:tentative="1">
+      <w:start w:val="1"/>
+      <w:numFmt w:val="bullet"/>
+      <w:lvlText w:val=""/>
+      <w:lvlJc w:val="left"/>
+      <w:pPr>
+        <w:ind w:left="2880" w:hanging="360"/>
+      </w:pPr>
+      <w:rPr>
+        <w:rFonts w:ascii="Symbol" w:hAnsi="Symbol" w:hint="default"/>
+      </w:rPr>
+    </w:lvl>
+    <w:lvl w:ilvl="4" w:tplc="04090003" w:tentative="1">
+      <w:start w:val="1"/>
+      <w:numFmt w:val="bullet"/>
+      <w:lvlText w:val="o"/>
+      <w:lvlJc w:val="left"/>
+      <w:pPr>
+        <w:ind w:left="3600" w:hanging="360"/>
+      </w:pPr>
+      <w:rPr>
+        <w:rFonts w:ascii="Courier New" w:hAnsi="Courier New" w:cs="Courier New" w:hint="default"/>
+      </w:rPr>
+    </w:lvl>
+    <w:lvl w:ilvl="5" w:tplc="04090005" w:tentative="1">
+      <w:start w:val="1"/>
+      <w:numFmt w:val="bullet"/>
+      <w:lvlText w:val=""/>
+      <w:lvlJc w:val="left"/>
+      <w:pPr>
+        <w:ind w:left="4320" w:hanging="360"/>
+      </w:pPr>
+      <w:rPr>
+        <w:rFonts w:ascii="Wingdings" w:hAnsi="Wingdings" w:hint="default"/>
+      </w:rPr>
+    </w:lvl>
+    <w:lvl w:ilvl="6" w:tplc="04090001" w:tentative="1">
+      <w:start w:val="1"/>
+      <w:numFmt w:val="bullet"/>
+      <w:lvlText w:val=""/>
+      <w:lvlJc w:val="left"/>
+      <w:pPr>
+        <w:ind w:left="5040" w:hanging="360"/>
+      </w:pPr>
+      <w:rPr>
+        <w:rFonts w:ascii="Symbol" w:hAnsi="Symbol" w:hint="default"/>
+      </w:rPr>
+    </w:lvl>
+    <w:lvl w:ilvl="7" w:tplc="04090003" w:tentative="1">
+      <w:start w:val="1"/>
+      <w:numFmt w:val="bullet"/>
+      <w:lvlText w:val="o"/>
+      <w:lvlJc w:val="left"/>
+      <w:pPr>
+        <w:ind w:left="5760" w:hanging="360"/>
+      </w:pPr>
+      <w:rPr>
+        <w:rFonts w:ascii="Courier New" w:hAnsi="Courier New" w:cs="Courier New" w:hint="default"/>
+      </w:rPr>
+    </w:lvl>
+    <w:lvl w:ilvl="8" w:tplc="04090005" w:tentative="1">
+      <w:start w:val="1"/>
+      <w:numFmt w:val="bullet"/>
+      <w:lvlText w:val=""/>
+      <w:lvlJc w:val="left"/>
+      <w:pPr>
+        <w:ind w:left="6480" w:hanging="360"/>
+      </w:pPr>
+      <w:rPr>
+        <w:rFonts w:ascii="Wingdings" w:hAnsi="Wingdings" w:hint="default"/>
+      </w:rPr>
+    </w:lvl>
+  </w:abstractNum>
   <w:num w:numId="1" w16cid:durableId="2005159910">
+    <w:abstractNumId w:val="1"/>
+  </w:num>
+  <w:num w:numId="2" w16cid:durableId="1524979956">
     <w:abstractNumId w:val="0"/>
   </w:num>
 </w:numbering>
@@ -2800,6 +3127,13 @@
     <w:pitch w:val="variable"/>
     <w:sig w:usb0="E4002EFF" w:usb1="C000247B" w:usb2="00000009" w:usb3="00000000" w:csb0="000001FF" w:csb1="00000000"/>
   </w:font>
+  <w:font w:name="Cambria Math">
+    <w:panose1 w:val="02040503050406030204"/>
+    <w:charset w:val="00"/>
+    <w:family w:val="roman"/>
+    <w:pitch w:val="variable"/>
+    <w:sig w:usb0="E00006FF" w:usb1="420024FF" w:usb2="02000000" w:usb3="00000000" w:csb0="0000019F" w:csb1="00000000"/>
+  </w:font>
 </w:fonts>
 </file>
 
@@ -2819,6 +3153,8 @@
   </w:compat>
   <w:rsids>
     <w:rsidRoot w:val="00D66EB2"/>
+    <w:rsid w:val="003D39F9"/>
+    <w:rsid w:val="00C02622"/>
     <w:rsid w:val="00D66EB2"/>
   </w:rsids>
   <m:mathPr>
@@ -3280,9 +3616,6 @@
   <w:style w:type="paragraph" w:customStyle="1" w:styleId="0B24E43665254AFB911EFEB7765C9D01">
     <w:name w:val="0B24E43665254AFB911EFEB7765C9D01"/>
   </w:style>
-  <w:style w:type="paragraph" w:customStyle="1" w:styleId="48BEEF1708D24BA8A1DE74D08ECE6452">
-    <w:name w:val="48BEEF1708D24BA8A1DE74D08ECE6452"/>
-  </w:style>
 </w:styles>
 </file>
 

--- a/docs/Verification_report.docx
+++ b/docs/Verification_report.docx
@@ -369,7 +369,7 @@
           <w:r>
             <w:fldChar w:fldCharType="separate"/>
           </w:r>
-          <w:hyperlink w:anchor="_Toc237905369" w:history="1">
+          <w:hyperlink w:anchor="_Toc237916447" w:history="1">
             <w:r>
               <w:rPr>
                 <w:rStyle w:val="Hyperlink"/>
@@ -396,7 +396,7 @@
                 <w:noProof/>
                 <w:webHidden/>
               </w:rPr>
-              <w:instrText xml:space="preserve"> PAGEREF _Toc237905369 \h </w:instrText>
+              <w:instrText xml:space="preserve"> PAGEREF _Toc237916447 \h </w:instrText>
             </w:r>
             <w:r>
               <w:rPr>
@@ -440,7 +440,7 @@
               <w:szCs w:val="22"/>
             </w:rPr>
           </w:pPr>
-          <w:hyperlink w:anchor="_Toc237905370" w:history="1">
+          <w:hyperlink w:anchor="_Toc237916448" w:history="1">
             <w:r>
               <w:rPr>
                 <w:rStyle w:val="Hyperlink"/>
@@ -467,7 +467,7 @@
                 <w:noProof/>
                 <w:webHidden/>
               </w:rPr>
-              <w:instrText xml:space="preserve"> PAGEREF _Toc237905370 \h </w:instrText>
+              <w:instrText xml:space="preserve"> PAGEREF _Toc237916448 \h </w:instrText>
             </w:r>
             <w:r>
               <w:rPr>
@@ -511,7 +511,7 @@
               <w:szCs w:val="22"/>
             </w:rPr>
           </w:pPr>
-          <w:hyperlink w:anchor="_Toc237905371" w:history="1">
+          <w:hyperlink w:anchor="_Toc237916449" w:history="1">
             <w:r>
               <w:rPr>
                 <w:rStyle w:val="Hyperlink"/>
@@ -538,7 +538,7 @@
                 <w:noProof/>
                 <w:webHidden/>
               </w:rPr>
-              <w:instrText xml:space="preserve"> PAGEREF _Toc237905371 \h </w:instrText>
+              <w:instrText xml:space="preserve"> PAGEREF _Toc237916449 \h </w:instrText>
             </w:r>
             <w:r>
               <w:rPr>
@@ -582,13 +582,13 @@
               <w:szCs w:val="22"/>
             </w:rPr>
           </w:pPr>
-          <w:hyperlink w:anchor="_Toc237905372" w:history="1">
+          <w:hyperlink w:anchor="_Toc237916450" w:history="1">
             <w:r>
               <w:rPr>
                 <w:rStyle w:val="Hyperlink"/>
                 <w:noProof/>
               </w:rPr>
-              <w:t>Summary &amp; Justification</w:t>
+              <w:t>Illegal and Ignored Bins</w:t>
             </w:r>
             <w:r>
               <w:rPr>
@@ -609,7 +609,7 @@
                 <w:noProof/>
                 <w:webHidden/>
               </w:rPr>
-              <w:instrText xml:space="preserve"> PAGEREF _Toc237905372 \h </w:instrText>
+              <w:instrText xml:space="preserve"> PAGEREF _Toc237916450 \h </w:instrText>
             </w:r>
             <w:r>
               <w:rPr>
@@ -653,13 +653,13 @@
               <w:szCs w:val="22"/>
             </w:rPr>
           </w:pPr>
-          <w:hyperlink w:anchor="_Toc237905373" w:history="1">
+          <w:hyperlink w:anchor="_Toc237916451" w:history="1">
             <w:r>
               <w:rPr>
                 <w:rStyle w:val="Hyperlink"/>
                 <w:noProof/>
               </w:rPr>
-              <w:t>Functional Coverage</w:t>
+              <w:t>Write Coverage (axi4_write_coverage.sv)</w:t>
             </w:r>
             <w:r>
               <w:rPr>
@@ -680,7 +680,7 @@
                 <w:noProof/>
                 <w:webHidden/>
               </w:rPr>
-              <w:instrText xml:space="preserve"> PAGEREF _Toc237905373 \h </w:instrText>
+              <w:instrText xml:space="preserve"> PAGEREF _Toc237916451 \h </w:instrText>
             </w:r>
             <w:r>
               <w:rPr>
@@ -700,7 +700,7 @@
                 <w:noProof/>
                 <w:webHidden/>
               </w:rPr>
-              <w:t>3</w:t>
+              <w:t>2</w:t>
             </w:r>
             <w:r>
               <w:rPr>
@@ -724,13 +724,13 @@
               <w:szCs w:val="22"/>
             </w:rPr>
           </w:pPr>
-          <w:hyperlink w:anchor="_Toc237905374" w:history="1">
+          <w:hyperlink w:anchor="_Toc237916452" w:history="1">
             <w:r>
               <w:rPr>
                 <w:rStyle w:val="Hyperlink"/>
                 <w:noProof/>
               </w:rPr>
-              <w:t>Statement Coverage</w:t>
+              <w:t>Summary &amp; Justification</w:t>
             </w:r>
             <w:r>
               <w:rPr>
@@ -751,7 +751,7 @@
                 <w:noProof/>
                 <w:webHidden/>
               </w:rPr>
-              <w:instrText xml:space="preserve"> PAGEREF _Toc237905374 \h </w:instrText>
+              <w:instrText xml:space="preserve"> PAGEREF _Toc237916452 \h </w:instrText>
             </w:r>
             <w:r>
               <w:rPr>
@@ -795,13 +795,13 @@
               <w:szCs w:val="22"/>
             </w:rPr>
           </w:pPr>
-          <w:hyperlink w:anchor="_Toc237905375" w:history="1">
+          <w:hyperlink w:anchor="_Toc237916453" w:history="1">
             <w:r>
               <w:rPr>
                 <w:rStyle w:val="Hyperlink"/>
                 <w:noProof/>
               </w:rPr>
-              <w:t>Toggle Coverage</w:t>
+              <w:t>QuestaSim’s Covergroup</w:t>
             </w:r>
             <w:r>
               <w:rPr>
@@ -822,7 +822,7 @@
                 <w:noProof/>
                 <w:webHidden/>
               </w:rPr>
-              <w:instrText xml:space="preserve"> PAGEREF _Toc237905375 \h </w:instrText>
+              <w:instrText xml:space="preserve"> PAGEREF _Toc237916453 \h </w:instrText>
             </w:r>
             <w:r>
               <w:rPr>
@@ -842,149 +842,7 @@
                 <w:noProof/>
                 <w:webHidden/>
               </w:rPr>
-              <w:t>3</w:t>
-            </w:r>
-            <w:r>
-              <w:rPr>
-                <w:noProof/>
-                <w:webHidden/>
-              </w:rPr>
-              <w:fldChar w:fldCharType="end"/>
-            </w:r>
-          </w:hyperlink>
-        </w:p>
-        <w:p>
-          <w:pPr>
-            <w:pStyle w:val="TOC2"/>
-            <w:tabs>
-              <w:tab w:val="right" w:leader="dot" w:pos="9350"/>
-            </w:tabs>
-            <w:rPr>
-              <w:rFonts w:cstheme="minorBidi"/>
-              <w:noProof/>
-              <w:sz w:val="22"/>
-              <w:szCs w:val="22"/>
-            </w:rPr>
-          </w:pPr>
-          <w:hyperlink w:anchor="_Toc237905376" w:history="1">
-            <w:r>
-              <w:rPr>
-                <w:rStyle w:val="Hyperlink"/>
-                <w:noProof/>
-              </w:rPr>
-              <w:t>Conditional Coverage</w:t>
-            </w:r>
-            <w:r>
-              <w:rPr>
-                <w:noProof/>
-                <w:webHidden/>
-              </w:rPr>
-              <w:tab/>
-            </w:r>
-            <w:r>
-              <w:rPr>
-                <w:noProof/>
-                <w:webHidden/>
-              </w:rPr>
-              <w:fldChar w:fldCharType="begin"/>
-            </w:r>
-            <w:r>
-              <w:rPr>
-                <w:noProof/>
-                <w:webHidden/>
-              </w:rPr>
-              <w:instrText xml:space="preserve"> PAGEREF _Toc237905376 \h </w:instrText>
-            </w:r>
-            <w:r>
-              <w:rPr>
-                <w:noProof/>
-                <w:webHidden/>
-              </w:rPr>
-            </w:r>
-            <w:r>
-              <w:rPr>
-                <w:noProof/>
-                <w:webHidden/>
-              </w:rPr>
-              <w:fldChar w:fldCharType="separate"/>
-            </w:r>
-            <w:r>
-              <w:rPr>
-                <w:noProof/>
-                <w:webHidden/>
-              </w:rPr>
-              <w:t>3</w:t>
-            </w:r>
-            <w:r>
-              <w:rPr>
-                <w:noProof/>
-                <w:webHidden/>
-              </w:rPr>
-              <w:fldChar w:fldCharType="end"/>
-            </w:r>
-          </w:hyperlink>
-        </w:p>
-        <w:p>
-          <w:pPr>
-            <w:pStyle w:val="TOC2"/>
-            <w:tabs>
-              <w:tab w:val="right" w:leader="dot" w:pos="9350"/>
-            </w:tabs>
-            <w:rPr>
-              <w:rFonts w:cstheme="minorBidi"/>
-              <w:noProof/>
-              <w:sz w:val="22"/>
-              <w:szCs w:val="22"/>
-            </w:rPr>
-          </w:pPr>
-          <w:hyperlink w:anchor="_Toc237905377" w:history="1">
-            <w:r>
-              <w:rPr>
-                <w:rStyle w:val="Hyperlink"/>
-                <w:noProof/>
-              </w:rPr>
-              <w:t>Assertion Coverage</w:t>
-            </w:r>
-            <w:r>
-              <w:rPr>
-                <w:noProof/>
-                <w:webHidden/>
-              </w:rPr>
-              <w:tab/>
-            </w:r>
-            <w:r>
-              <w:rPr>
-                <w:noProof/>
-                <w:webHidden/>
-              </w:rPr>
-              <w:fldChar w:fldCharType="begin"/>
-            </w:r>
-            <w:r>
-              <w:rPr>
-                <w:noProof/>
-                <w:webHidden/>
-              </w:rPr>
-              <w:instrText xml:space="preserve"> PAGEREF _Toc237905377 \h </w:instrText>
-            </w:r>
-            <w:r>
-              <w:rPr>
-                <w:noProof/>
-                <w:webHidden/>
-              </w:rPr>
-            </w:r>
-            <w:r>
-              <w:rPr>
-                <w:noProof/>
-                <w:webHidden/>
-              </w:rPr>
-              <w:fldChar w:fldCharType="separate"/>
-            </w:r>
-            <w:r>
-              <w:rPr>
-                <w:noProof/>
-                <w:webHidden/>
-              </w:rPr>
-              <w:t>3</w:t>
+              <w:t>4</w:t>
             </w:r>
             <w:r>
               <w:rPr>
@@ -1008,7 +866,7 @@
               <w:szCs w:val="22"/>
             </w:rPr>
           </w:pPr>
-          <w:hyperlink w:anchor="_Toc237905378" w:history="1">
+          <w:hyperlink w:anchor="_Toc237916454" w:history="1">
             <w:r>
               <w:rPr>
                 <w:rStyle w:val="Hyperlink"/>
@@ -1035,7 +893,7 @@
                 <w:noProof/>
                 <w:webHidden/>
               </w:rPr>
-              <w:instrText xml:space="preserve"> PAGEREF _Toc237905378 \h </w:instrText>
+              <w:instrText xml:space="preserve"> PAGEREF _Toc237916454 \h </w:instrText>
             </w:r>
             <w:r>
               <w:rPr>
@@ -1056,77 +914,6 @@
                 <w:webHidden/>
               </w:rPr>
               <w:t>4</w:t>
-            </w:r>
-            <w:r>
-              <w:rPr>
-                <w:noProof/>
-                <w:webHidden/>
-              </w:rPr>
-              <w:fldChar w:fldCharType="end"/>
-            </w:r>
-          </w:hyperlink>
-        </w:p>
-        <w:p>
-          <w:pPr>
-            <w:pStyle w:val="TOC1"/>
-            <w:tabs>
-              <w:tab w:val="right" w:leader="dot" w:pos="9350"/>
-            </w:tabs>
-            <w:rPr>
-              <w:rFonts w:cstheme="minorBidi"/>
-              <w:noProof/>
-              <w:sz w:val="22"/>
-              <w:szCs w:val="22"/>
-            </w:rPr>
-          </w:pPr>
-          <w:hyperlink w:anchor="_Toc237905379" w:history="1">
-            <w:r>
-              <w:rPr>
-                <w:rStyle w:val="Hyperlink"/>
-                <w:noProof/>
-              </w:rPr>
-              <w:t>Waveforms</w:t>
-            </w:r>
-            <w:r>
-              <w:rPr>
-                <w:noProof/>
-                <w:webHidden/>
-              </w:rPr>
-              <w:tab/>
-            </w:r>
-            <w:r>
-              <w:rPr>
-                <w:noProof/>
-                <w:webHidden/>
-              </w:rPr>
-              <w:fldChar w:fldCharType="begin"/>
-            </w:r>
-            <w:r>
-              <w:rPr>
-                <w:noProof/>
-                <w:webHidden/>
-              </w:rPr>
-              <w:instrText xml:space="preserve"> PAGEREF _Toc237905379 \h </w:instrText>
-            </w:r>
-            <w:r>
-              <w:rPr>
-                <w:noProof/>
-                <w:webHidden/>
-              </w:rPr>
-            </w:r>
-            <w:r>
-              <w:rPr>
-                <w:noProof/>
-                <w:webHidden/>
-              </w:rPr>
-              <w:fldChar w:fldCharType="separate"/>
-            </w:r>
-            <w:r>
-              <w:rPr>
-                <w:noProof/>
-                <w:webHidden/>
-              </w:rPr>
-              <w:t>5</w:t>
             </w:r>
             <w:r>
               <w:rPr>
@@ -1174,7 +961,7 @@
       <w:pPr>
         <w:pStyle w:val="Heading1"/>
       </w:pPr>
-      <w:bookmarkStart w:id="0" w:name="_Toc237905369"/>
+      <w:bookmarkStart w:id="0" w:name="_Toc237916447"/>
       <w:r>
         <w:lastRenderedPageBreak/>
         <w:t>Introduction</w:t>
@@ -1235,7 +1022,7 @@
       <w:pPr>
         <w:pStyle w:val="Heading1"/>
       </w:pPr>
-      <w:bookmarkStart w:id="1" w:name="_Toc237905370"/>
+      <w:bookmarkStart w:id="1" w:name="_Toc237916448"/>
       <w:r>
         <w:t>Findings</w:t>
       </w:r>
@@ -1284,8 +1071,13 @@
         <w:t xml:space="preserve">Memory address of by one: </w:t>
       </w:r>
       <w:bookmarkStart w:id="2" w:name="_Hlk237902344"/>
-      <w:r>
-        <w:t>mem_rdata &lt;= memory[mem_addr-1]</w:t>
+      <w:proofErr w:type="spellStart"/>
+      <w:r>
+        <w:t>mem_rdata</w:t>
+      </w:r>
+      <w:proofErr w:type="spellEnd"/>
+      <w:r>
+        <w:t xml:space="preserve"> &lt;= memory[mem_addr-1]</w:t>
       </w:r>
       <w:r>
         <w:t xml:space="preserve"> </w:t>
@@ -1294,8 +1086,21 @@
       <w:r>
         <w:t xml:space="preserve">should be </w:t>
       </w:r>
-      <w:r>
-        <w:t>mem_rdata &lt;= memory[mem_addr]</w:t>
+      <w:proofErr w:type="spellStart"/>
+      <w:r>
+        <w:t>mem_rdata</w:t>
+      </w:r>
+      <w:proofErr w:type="spellEnd"/>
+      <w:r>
+        <w:t xml:space="preserve"> &lt;= memory[</w:t>
+      </w:r>
+      <w:proofErr w:type="spellStart"/>
+      <w:r>
+        <w:t>mem_addr</w:t>
+      </w:r>
+      <w:proofErr w:type="spellEnd"/>
+      <w:r>
+        <w:t>]</w:t>
       </w:r>
       <w:r>
         <w:t>.</w:t>
@@ -1317,13 +1122,53 @@
         <w:t>s</w:t>
       </w:r>
       <w:r>
-        <w:t xml:space="preserve">: write_boundary_cross &amp; read_boundary_cross are </w:t>
+        <w:t xml:space="preserve">: </w:t>
+      </w:r>
+      <w:proofErr w:type="spellStart"/>
+      <w:r>
+        <w:t>write_boundary_cross</w:t>
+      </w:r>
+      <w:proofErr w:type="spellEnd"/>
+      <w:r>
+        <w:t xml:space="preserve"> &amp; </w:t>
+      </w:r>
+      <w:proofErr w:type="spellStart"/>
+      <w:r>
+        <w:t>read_boundary_cross</w:t>
+      </w:r>
+      <w:proofErr w:type="spellEnd"/>
+      <w:r>
+        <w:t xml:space="preserve"> </w:t>
+      </w:r>
+      <w:proofErr w:type="gramStart"/>
+      <w:r>
+        <w:t>are</w:t>
+      </w:r>
+      <w:proofErr w:type="gramEnd"/>
+      <w:r>
+        <w:t xml:space="preserve"> </w:t>
       </w:r>
       <w:r>
         <w:t xml:space="preserve">not evaluated once from the burst’s start address but instead </w:t>
       </w:r>
       <w:r>
-        <w:t>recomputed every cycle from the current, already-incremented write_addr/read_addr combined with the full original burst length</w:t>
+        <w:t xml:space="preserve">recomputed every cycle from the current, already-incremented </w:t>
+      </w:r>
+      <w:proofErr w:type="spellStart"/>
+      <w:r>
+        <w:t>write_addr</w:t>
+      </w:r>
+      <w:proofErr w:type="spellEnd"/>
+      <w:r>
+        <w:t>/</w:t>
+      </w:r>
+      <w:proofErr w:type="spellStart"/>
+      <w:r>
+        <w:t>read_addr</w:t>
+      </w:r>
+      <w:proofErr w:type="spellEnd"/>
+      <w:r>
+        <w:t xml:space="preserve"> combined with the full original burst length</w:t>
       </w:r>
       <w:r>
         <w:t>.</w:t>
@@ -1376,7 +1221,7 @@
       <w:pPr>
         <w:pStyle w:val="Heading1"/>
       </w:pPr>
-      <w:bookmarkStart w:id="3" w:name="_Toc237905371"/>
+      <w:bookmarkStart w:id="3" w:name="_Toc237916449"/>
       <w:r>
         <w:lastRenderedPageBreak/>
         <w:t>Coverage</w:t>
@@ -1387,9 +1232,9 @@
       <w:pPr>
         <w:pStyle w:val="Heading2"/>
       </w:pPr>
-      <w:bookmarkStart w:id="4" w:name="_Toc237905372"/>
-      <w:r>
-        <w:t>Summary &amp; Justification</w:t>
+      <w:bookmarkStart w:id="4" w:name="_Toc237916450"/>
+      <w:r>
+        <w:t>Illegal and Ignored Bins</w:t>
       </w:r>
       <w:bookmarkEnd w:id="4"/>
     </w:p>
@@ -1398,18 +1243,39 @@
         <w:pStyle w:val="ListParagraph"/>
         <w:numPr>
           <w:ilvl w:val="0"/>
-          <w:numId w:val="2"/>
+          <w:numId w:val="3"/>
         </w:numPr>
         <w:jc w:val="both"/>
       </w:pPr>
-      <w:r>
-        <w:t>FSM Coverage</w:t>
+      <w:proofErr w:type="spellStart"/>
+      <w:r>
+        <w:t>cp_</w:t>
+      </w:r>
+      <w:proofErr w:type="gramStart"/>
+      <w:r>
+        <w:t>size.wrong</w:t>
+      </w:r>
+      <w:proofErr w:type="gramEnd"/>
+      <w:r>
+        <w:t>_read_size</w:t>
+      </w:r>
+      <w:proofErr w:type="spellEnd"/>
+      <w:r>
+        <w:t xml:space="preserve"> (illegal)</w:t>
       </w:r>
       <w:r>
         <w:t xml:space="preserve">: </w:t>
       </w:r>
       <w:r>
-        <w:t>70% (7/10 transitions)</w:t>
+        <w:t xml:space="preserve">Any </w:t>
+      </w:r>
+      <w:proofErr w:type="spellStart"/>
+      <w:r>
+        <w:t>arsize</w:t>
+      </w:r>
+      <w:proofErr w:type="spellEnd"/>
+      <w:r>
+        <w:t xml:space="preserve"> other than word (3'd2). DUT only supports 32-bit transfers, so this size is never legally driven.</w:t>
       </w:r>
     </w:p>
     <w:p>
@@ -1417,21 +1283,28 @@
         <w:pStyle w:val="ListParagraph"/>
         <w:numPr>
           <w:ilvl w:val="0"/>
-          <w:numId w:val="2"/>
+          <w:numId w:val="3"/>
         </w:numPr>
         <w:jc w:val="both"/>
       </w:pPr>
-      <w:r>
-        <w:t>States: 100%</w:t>
-      </w:r>
-      <w:r>
-        <w:t xml:space="preserve"> </w:t>
-      </w:r>
-      <w:r>
-        <w:t>(7/7)</w:t>
-      </w:r>
-      <w:r>
-        <w:t>.</w:t>
+      <w:proofErr w:type="spellStart"/>
+      <w:r>
+        <w:t>cp_</w:t>
+      </w:r>
+      <w:proofErr w:type="gramStart"/>
+      <w:r>
+        <w:t>response.unreachable</w:t>
+      </w:r>
+      <w:proofErr w:type="spellEnd"/>
+      <w:proofErr w:type="gramEnd"/>
+      <w:r>
+        <w:t xml:space="preserve"> (illegal)</w:t>
+      </w:r>
+      <w:r>
+        <w:t>:</w:t>
+      </w:r>
+      <w:r>
+        <w:t xml:space="preserve"> RRESP codes 2'b01/2'b11 (reserved AXI encodings). Never architecturally producible by this DUT.</w:t>
       </w:r>
     </w:p>
     <w:p>
@@ -1439,210 +1312,722 @@
         <w:pStyle w:val="ListParagraph"/>
         <w:numPr>
           <w:ilvl w:val="0"/>
-          <w:numId w:val="2"/>
+          <w:numId w:val="3"/>
         </w:numPr>
         <w:jc w:val="both"/>
       </w:pPr>
+      <w:proofErr w:type="spellStart"/>
+      <w:r>
+        <w:t>valid_x_</w:t>
+      </w:r>
+      <w:proofErr w:type="gramStart"/>
+      <w:r>
+        <w:t>addr.valid</w:t>
+      </w:r>
+      <w:proofErr w:type="gramEnd"/>
+      <w:r>
+        <w:t>_out_of_mem</w:t>
+      </w:r>
+      <w:proofErr w:type="spellEnd"/>
+      <w:r>
+        <w:t xml:space="preserve"> (ignore)</w:t>
+      </w:r>
+      <w:r>
+        <w:t>:</w:t>
+      </w:r>
+      <w:r>
+        <w:t xml:space="preserve"> Valid burst crossed with out-of-memory address region. Contradiction: an out-of-mem address makes the burst invalid by definition.</w:t>
+      </w:r>
+    </w:p>
+    <w:p>
+      <w:pPr>
+        <w:pStyle w:val="ListParagraph"/>
+        <w:numPr>
+          <w:ilvl w:val="0"/>
+          <w:numId w:val="3"/>
+        </w:numPr>
+        <w:jc w:val="both"/>
+      </w:pPr>
+      <w:proofErr w:type="spellStart"/>
+      <w:r>
+        <w:t>valid_x_</w:t>
+      </w:r>
+      <w:proofErr w:type="gramStart"/>
+      <w:r>
+        <w:t>size.valid</w:t>
+      </w:r>
+      <w:proofErr w:type="gramEnd"/>
+      <w:r>
+        <w:t>_nonword</w:t>
+      </w:r>
+      <w:proofErr w:type="spellEnd"/>
+      <w:r>
+        <w:t xml:space="preserve"> (ignore)</w:t>
+      </w:r>
+      <w:r>
+        <w:t>:</w:t>
+      </w:r>
+      <w:r>
+        <w:t xml:space="preserve"> Valid burst crossed with non-word </w:t>
+      </w:r>
+      <w:proofErr w:type="spellStart"/>
+      <w:r>
+        <w:t>arsize</w:t>
+      </w:r>
+      <w:proofErr w:type="spellEnd"/>
+      <w:r>
+        <w:t>. Contradiction: non-word size always fails validity.</w:t>
+      </w:r>
+    </w:p>
+    <w:p>
+      <w:pPr>
+        <w:pStyle w:val="ListParagraph"/>
+        <w:numPr>
+          <w:ilvl w:val="0"/>
+          <w:numId w:val="3"/>
+        </w:numPr>
+        <w:jc w:val="both"/>
+      </w:pPr>
+      <w:proofErr w:type="spellStart"/>
+      <w:r>
+        <w:t>valid_x_</w:t>
+      </w:r>
+      <w:proofErr w:type="gramStart"/>
+      <w:r>
+        <w:t>resp.valid</w:t>
+      </w:r>
+      <w:proofErr w:type="gramEnd"/>
+      <w:r>
+        <w:t>_slverr</w:t>
+      </w:r>
+      <w:proofErr w:type="spellEnd"/>
+      <w:r>
+        <w:t xml:space="preserve"> (ignore)</w:t>
+      </w:r>
+      <w:r>
+        <w:t>:</w:t>
+      </w:r>
+      <w:r>
+        <w:t xml:space="preserve"> Valid burst crossed with SLVERR response. Contradiction: valid bursts always return OKAY.</w:t>
+      </w:r>
+    </w:p>
+    <w:p>
+      <w:pPr>
+        <w:pStyle w:val="ListParagraph"/>
+        <w:numPr>
+          <w:ilvl w:val="0"/>
+          <w:numId w:val="3"/>
+        </w:numPr>
+        <w:jc w:val="both"/>
+      </w:pPr>
+      <w:proofErr w:type="spellStart"/>
+      <w:r>
+        <w:t>valid_x_</w:t>
+      </w:r>
+      <w:proofErr w:type="gramStart"/>
+      <w:r>
+        <w:t>align.valid</w:t>
+      </w:r>
+      <w:proofErr w:type="gramEnd"/>
+      <w:r>
+        <w:t>_unaligned</w:t>
+      </w:r>
+      <w:proofErr w:type="spellEnd"/>
+      <w:r>
+        <w:t xml:space="preserve"> (ignore)</w:t>
+      </w:r>
+      <w:r>
+        <w:t>:</w:t>
+      </w:r>
+      <w:r>
+        <w:t xml:space="preserve"> Valid burst crossed with unaligned address. Contradiction: alignment is a validity precondition.</w:t>
+      </w:r>
+    </w:p>
+    <w:p>
+      <w:pPr>
+        <w:pStyle w:val="ListParagraph"/>
+        <w:numPr>
+          <w:ilvl w:val="0"/>
+          <w:numId w:val="3"/>
+        </w:numPr>
+        <w:jc w:val="both"/>
+      </w:pPr>
+      <w:proofErr w:type="spellStart"/>
+      <w:r>
+        <w:t>size_x_</w:t>
+      </w:r>
+      <w:proofErr w:type="gramStart"/>
+      <w:r>
+        <w:t>resp.nonword</w:t>
+      </w:r>
+      <w:proofErr w:type="gramEnd"/>
+      <w:r>
+        <w:t>_okay</w:t>
+      </w:r>
+      <w:proofErr w:type="spellEnd"/>
+      <w:r>
+        <w:t xml:space="preserve"> (ignore)</w:t>
+      </w:r>
+      <w:r>
+        <w:t>:</w:t>
+      </w:r>
+      <w:r>
+        <w:t xml:space="preserve"> Non-word size crossed with OKAY response. Contradiction: only word-sized transfers can be OKAY.</w:t>
+      </w:r>
+    </w:p>
+    <w:p>
+      <w:pPr>
+        <w:pStyle w:val="Heading2"/>
+        <w:jc w:val="both"/>
+      </w:pPr>
+      <w:bookmarkStart w:id="5" w:name="_Toc237916451"/>
+      <w:r>
+        <w:t>Write Coverage (axi4_write_coverage.sv)</w:t>
+      </w:r>
+      <w:bookmarkEnd w:id="5"/>
+    </w:p>
+    <w:p>
+      <w:pPr>
+        <w:pStyle w:val="ListParagraph"/>
+        <w:numPr>
+          <w:ilvl w:val="0"/>
+          <w:numId w:val="3"/>
+        </w:numPr>
+        <w:jc w:val="both"/>
+      </w:pPr>
+      <w:proofErr w:type="spellStart"/>
+      <w:r>
+        <w:t>cp_</w:t>
+      </w:r>
+      <w:proofErr w:type="gramStart"/>
+      <w:r>
+        <w:t>awsize.wrong</w:t>
+      </w:r>
+      <w:proofErr w:type="gramEnd"/>
+      <w:r>
+        <w:t>_write_size</w:t>
+      </w:r>
+      <w:proofErr w:type="spellEnd"/>
+      <w:r>
+        <w:t xml:space="preserve"> (illegal)</w:t>
+      </w:r>
+      <w:r>
+        <w:t>:</w:t>
+      </w:r>
+      <w:r>
+        <w:t xml:space="preserve"> Any </w:t>
+      </w:r>
+      <w:proofErr w:type="spellStart"/>
+      <w:r>
+        <w:t>awsize</w:t>
+      </w:r>
+      <w:proofErr w:type="spellEnd"/>
+      <w:r>
+        <w:t xml:space="preserve"> other than word (3'd2). Same rationale as read: DUT is 32-bit-only.</w:t>
+      </w:r>
+    </w:p>
+    <w:p>
+      <w:pPr>
+        <w:pStyle w:val="ListParagraph"/>
+        <w:numPr>
+          <w:ilvl w:val="0"/>
+          <w:numId w:val="3"/>
+        </w:numPr>
+        <w:jc w:val="both"/>
+      </w:pPr>
+      <w:proofErr w:type="spellStart"/>
+      <w:r>
+        <w:t>cp_</w:t>
+      </w:r>
+      <w:proofErr w:type="gramStart"/>
+      <w:r>
+        <w:t>bresp.unreachable</w:t>
+      </w:r>
+      <w:proofErr w:type="spellEnd"/>
+      <w:proofErr w:type="gramEnd"/>
+      <w:r>
+        <w:t xml:space="preserve"> (illegal)</w:t>
+      </w:r>
+      <w:r>
+        <w:t>:</w:t>
+      </w:r>
+      <w:r>
+        <w:t xml:space="preserve"> BRESP codes 2'b01/2'b11. Reserved encodings the DUT never issues.</w:t>
+      </w:r>
+    </w:p>
+    <w:p>
+      <w:pPr>
+        <w:pStyle w:val="ListParagraph"/>
+        <w:numPr>
+          <w:ilvl w:val="0"/>
+          <w:numId w:val="3"/>
+        </w:numPr>
+        <w:jc w:val="both"/>
+      </w:pPr>
+      <w:proofErr w:type="spellStart"/>
+      <w:r>
+        <w:t>cx_mode_bresp.out_of_range_okay</w:t>
+      </w:r>
+      <w:proofErr w:type="spellEnd"/>
+      <w:r>
+        <w:t xml:space="preserve"> (ignore)</w:t>
+      </w:r>
+      <w:r>
+        <w:t>:</w:t>
+      </w:r>
+      <w:r>
+        <w:t xml:space="preserve"> Out-of-range address crossed with OKAY. Contradiction: out-of-range addresses always yield SLVERR.</w:t>
+      </w:r>
+    </w:p>
+    <w:p>
+      <w:pPr>
+        <w:pStyle w:val="ListParagraph"/>
+        <w:numPr>
+          <w:ilvl w:val="0"/>
+          <w:numId w:val="3"/>
+        </w:numPr>
+        <w:jc w:val="both"/>
+      </w:pPr>
+      <w:proofErr w:type="spellStart"/>
+      <w:r>
+        <w:t>cx_mode_</w:t>
+      </w:r>
+      <w:proofErr w:type="gramStart"/>
+      <w:r>
+        <w:t>bresp.unaligned</w:t>
+      </w:r>
+      <w:proofErr w:type="gramEnd"/>
+      <w:r>
+        <w:t>_okay</w:t>
+      </w:r>
+      <w:proofErr w:type="spellEnd"/>
+      <w:r>
+        <w:t xml:space="preserve"> (ignore)</w:t>
+      </w:r>
+      <w:r>
+        <w:t>:</w:t>
+      </w:r>
+      <w:r>
+        <w:t xml:space="preserve"> Unaligned address crossed with OKAY. Contradiction: unaligned writes always yield SLVERR.</w:t>
+      </w:r>
+    </w:p>
+    <w:p>
+      <w:pPr>
+        <w:pStyle w:val="ListParagraph"/>
+        <w:numPr>
+          <w:ilvl w:val="0"/>
+          <w:numId w:val="3"/>
+        </w:numPr>
+        <w:jc w:val="both"/>
+      </w:pPr>
+      <w:proofErr w:type="spellStart"/>
+      <w:r>
+        <w:t>cx_size_</w:t>
+      </w:r>
+      <w:proofErr w:type="gramStart"/>
+      <w:r>
+        <w:t>bresp.subword</w:t>
+      </w:r>
+      <w:proofErr w:type="gramEnd"/>
+      <w:r>
+        <w:t>_okay</w:t>
+      </w:r>
+      <w:proofErr w:type="spellEnd"/>
+      <w:r>
+        <w:t xml:space="preserve"> (ignore)</w:t>
+      </w:r>
+      <w:r>
+        <w:t>:</w:t>
+      </w:r>
+      <w:r>
+        <w:t xml:space="preserve"> Non-word </w:t>
+      </w:r>
+      <w:proofErr w:type="spellStart"/>
+      <w:r>
+        <w:t>awsize</w:t>
+      </w:r>
+      <w:proofErr w:type="spellEnd"/>
+      <w:r>
+        <w:t xml:space="preserve"> crossed with OKAY. Contradiction: only word size can produce OKAY.</w:t>
+      </w:r>
+    </w:p>
+    <w:p>
+      <w:pPr>
+        <w:pStyle w:val="ListParagraph"/>
+        <w:numPr>
+          <w:ilvl w:val="0"/>
+          <w:numId w:val="3"/>
+        </w:numPr>
+        <w:jc w:val="both"/>
+      </w:pPr>
+      <w:proofErr w:type="spellStart"/>
+      <w:r>
+        <w:t>cx_size_</w:t>
+      </w:r>
+      <w:proofErr w:type="gramStart"/>
+      <w:r>
+        <w:t>bresp.oversize</w:t>
+      </w:r>
+      <w:proofErr w:type="gramEnd"/>
+      <w:r>
+        <w:t>_okay</w:t>
+      </w:r>
+      <w:proofErr w:type="spellEnd"/>
+      <w:r>
+        <w:t xml:space="preserve"> (ignore)</w:t>
+      </w:r>
+      <w:r>
+        <w:t>:</w:t>
+      </w:r>
+      <w:r>
+        <w:t xml:space="preserve"> Same expression as </w:t>
+      </w:r>
+      <w:proofErr w:type="spellStart"/>
+      <w:r>
+        <w:t>subword_okay</w:t>
+      </w:r>
+      <w:proofErr w:type="spellEnd"/>
+      <w:r>
+        <w:t xml:space="preserve"> (!</w:t>
+      </w:r>
+      <w:proofErr w:type="spellStart"/>
+      <w:r>
+        <w:t>binsof</w:t>
+      </w:r>
+      <w:proofErr w:type="spellEnd"/>
+      <w:r>
+        <w:t>(</w:t>
+      </w:r>
+      <w:proofErr w:type="spellStart"/>
+      <w:r>
+        <w:t>cp_awsize.word_size</w:t>
+      </w:r>
+      <w:proofErr w:type="spellEnd"/>
+      <w:r>
+        <w:t xml:space="preserve">) &amp;&amp; </w:t>
+      </w:r>
+      <w:proofErr w:type="spellStart"/>
+      <w:r>
+        <w:t>binsof</w:t>
+      </w:r>
+      <w:proofErr w:type="spellEnd"/>
+      <w:r>
+        <w:t>(</w:t>
+      </w:r>
+      <w:proofErr w:type="spellStart"/>
+      <w:r>
+        <w:t>cp_bresp.okay</w:t>
+      </w:r>
+      <w:proofErr w:type="spellEnd"/>
+      <w:r>
+        <w:t>)), so this bin is redundant</w:t>
+      </w:r>
+      <w:r>
+        <w:t>:</w:t>
+      </w:r>
+      <w:r>
+        <w:t xml:space="preserve"> flagging it since it doesn't add coverage exclusion beyond the previous line</w:t>
+      </w:r>
+      <w:r>
+        <w:t>.</w:t>
+      </w:r>
+    </w:p>
+    <w:p>
+      <w:pPr>
+        <w:pStyle w:val="Heading2"/>
+      </w:pPr>
+      <w:bookmarkStart w:id="6" w:name="_Toc237916452"/>
+      <w:r>
+        <w:lastRenderedPageBreak/>
+        <w:t>Summary &amp; Justification</w:t>
+      </w:r>
+      <w:bookmarkEnd w:id="6"/>
+    </w:p>
+    <w:p>
+      <w:pPr>
+        <w:jc w:val="both"/>
+      </w:pPr>
+      <w:r>
+        <w:t>Branch coverage: 81.68%. Uncovered branches map to defensive/unreachable paths</w:t>
+      </w:r>
+      <w:r>
+        <w:t xml:space="preserve">: </w:t>
+      </w:r>
+    </w:p>
+    <w:p>
+      <w:pPr>
+        <w:pStyle w:val="ListParagraph"/>
+        <w:numPr>
+          <w:ilvl w:val="0"/>
+          <w:numId w:val="4"/>
+        </w:numPr>
+        <w:jc w:val="both"/>
+      </w:pPr>
       <w:r>
         <w:t>T</w:t>
       </w:r>
       <w:r>
-        <w:t>ransitions: 70%</w:t>
-      </w:r>
-      <w:r>
-        <w:t xml:space="preserve"> -</w:t>
-      </w:r>
-      <w:r>
-        <w:t>-</w:t>
-      </w:r>
-      <w:r>
-        <w:t xml:space="preserve">&gt; </w:t>
-      </w:r>
-      <w:r>
-        <w:t>3 missing, all from the same root cause:</w:t>
-      </w:r>
-    </w:p>
-    <w:p>
-      <w:pPr>
-        <w:ind w:firstLine="360"/>
+        <w:t xml:space="preserve">he memory's else-read branch at mem_addr-1 with </w:t>
+      </w:r>
+      <w:proofErr w:type="spellStart"/>
+      <w:r>
+        <w:t>mem_we</w:t>
+      </w:r>
+      <w:proofErr w:type="spellEnd"/>
+      <w:r>
+        <w:t xml:space="preserve"> </w:t>
+      </w:r>
+      <w:proofErr w:type="spellStart"/>
+      <w:r>
+        <w:t>deasserted</w:t>
+      </w:r>
+      <w:proofErr w:type="spellEnd"/>
+      <w:r>
+        <w:t xml:space="preserve"> during reset overlap</w:t>
+      </w:r>
+      <w:r>
+        <w:t>.</w:t>
+      </w:r>
+    </w:p>
+    <w:p>
+      <w:pPr>
+        <w:pStyle w:val="ListParagraph"/>
+        <w:numPr>
+          <w:ilvl w:val="0"/>
+          <w:numId w:val="4"/>
+        </w:numPr>
         <w:jc w:val="both"/>
       </w:pPr>
       <w:r>
-        <w:t>D</w:t>
-      </w:r>
-      <w:r>
-        <w:t xml:space="preserve">efault-branch recovery transitions from defined states into the idle state require the FSM register to occupy an unused binary encoding, which </w:t>
-      </w:r>
-      <w:r>
-        <w:t xml:space="preserve">are structurally impossible to be carried out </w:t>
-      </w:r>
-      <w:r>
-        <w:t>without deliberate error injection.</w:t>
-      </w:r>
-    </w:p>
-    <w:p>
-      <w:pPr>
-        <w:ind w:firstLine="360"/>
+        <w:t>T</w:t>
+      </w:r>
+      <w:r>
+        <w:t>he axi4 FSM's default case arms which are structurally unreachable since the state register never takes an undefined value</w:t>
+      </w:r>
+      <w:r>
+        <w:t>.</w:t>
+      </w:r>
+    </w:p>
+    <w:p>
+      <w:pPr>
+        <w:pStyle w:val="ListParagraph"/>
+        <w:numPr>
+          <w:ilvl w:val="0"/>
+          <w:numId w:val="4"/>
+        </w:numPr>
         <w:jc w:val="both"/>
       </w:pPr>
+      <w:r>
+        <w:t xml:space="preserve">Additional misses come from </w:t>
+      </w:r>
+      <w:proofErr w:type="spellStart"/>
+      <w:r>
+        <w:t>read_monitor</w:t>
+      </w:r>
+      <w:proofErr w:type="spellEnd"/>
+      <w:r>
+        <w:t>/</w:t>
+      </w:r>
+      <w:proofErr w:type="spellStart"/>
+      <w:r>
+        <w:t>read_driver</w:t>
+      </w:r>
+      <w:proofErr w:type="spellEnd"/>
+      <w:r>
+        <w:t xml:space="preserve"> null-mailbox check branches, which never evaluate true in a correctly wired testbench.</w:t>
+      </w:r>
+    </w:p>
+    <w:p>
+      <w:pPr>
+        <w:ind w:firstLine="720"/>
+        <w:jc w:val="both"/>
+      </w:pPr>
+      <w:r>
+        <w:t>Condition coverage: 50.00%. The uncovered input terms are handshake conditions where one signal never independently varies against the other</w:t>
+      </w:r>
+      <w:r>
+        <w:t xml:space="preserve">; </w:t>
+      </w:r>
+      <w:r>
+        <w:t>e.g.</w:t>
+      </w:r>
+      <w:r>
+        <w:t>,</w:t>
+      </w:r>
+      <w:r>
+        <w:t xml:space="preserve"> AWREADY never sampled 0 while AWVALID is 1, and WVALID/WREADY never both 0 simultaneously in the required combination</w:t>
+      </w:r>
+      <w:r>
+        <w:t xml:space="preserve">; </w:t>
+      </w:r>
+      <w:proofErr w:type="gramStart"/>
+      <w:r>
+        <w:t>plus</w:t>
+      </w:r>
+      <w:proofErr w:type="gramEnd"/>
+      <w:r>
+        <w:t xml:space="preserve"> null-handle checks (driver2gen_mbx == null) that are always false by construction and therefore never hit their true branch.</w:t>
+      </w:r>
+    </w:p>
+    <w:p>
+      <w:pPr>
+        <w:ind w:firstLine="720"/>
+        <w:jc w:val="both"/>
+      </w:pPr>
+      <w:r>
+        <w:t>Statement coverage: 93.35%. Missing statements are inside the same unreachable default case arms and null-guard fatal calls covered above; these are defensive code paths that only execute on structurally invalid FSM states or broken mailbox wiring, neither of which occurs in a passing run.</w:t>
+      </w:r>
+    </w:p>
+    <w:p>
+      <w:pPr>
+        <w:ind w:firstLine="720"/>
+        <w:jc w:val="both"/>
+      </w:pPr>
+      <w:r>
+        <w:t>Toggle coverage: 61.46%. Many bits never toggle because the DUT is constrained to word-only transfers (AWSIZE/ARSIZE fixed at 3'd2)</w:t>
+      </w:r>
+      <w:r>
+        <w:t xml:space="preserve"> as per spec</w:t>
+      </w:r>
+      <w:r>
+        <w:t>, so unused size encodings and their downstream signals (</w:t>
+      </w:r>
+      <w:proofErr w:type="spellStart"/>
+      <w:r>
+        <w:t>write_addr_incr</w:t>
+      </w:r>
+      <w:proofErr w:type="spellEnd"/>
+      <w:r>
+        <w:t xml:space="preserve">, </w:t>
+      </w:r>
+      <w:proofErr w:type="spellStart"/>
+      <w:r>
+        <w:t>read_addr_incr</w:t>
+      </w:r>
+      <w:proofErr w:type="spellEnd"/>
+      <w:r>
+        <w:t>, write/</w:t>
+      </w:r>
+      <w:proofErr w:type="spellStart"/>
+      <w:r>
+        <w:t>read_size</w:t>
+      </w:r>
+      <w:proofErr w:type="spellEnd"/>
+      <w:r>
+        <w:t xml:space="preserve"> bits) never activate; RDATA/RRESP/BRESP low-order bits also stay static since only OKAY/SLVERR values ever appear.</w:t>
+      </w:r>
+    </w:p>
+    <w:p>
+      <w:pPr>
+        <w:ind w:firstLine="720"/>
+        <w:jc w:val="both"/>
+      </w:pPr>
+      <w:r>
+        <w:t>Expression/toggle-enable coverage: 72.72%. The read scoreboard's address/</w:t>
+      </w:r>
+      <w:proofErr w:type="spellStart"/>
+      <w:r>
+        <w:t>len</w:t>
+      </w:r>
+      <w:proofErr w:type="spellEnd"/>
+      <w:r>
+        <w:t>/size equality expression shows 0% because expected and actual transactions always matched in this run</w:t>
+      </w:r>
+      <w:r>
+        <w:t>. T</w:t>
+      </w:r>
+      <w:r>
+        <w:t>he false-term side of each equality was never exercised, meaning no data-mismatch scenario was driven.</w:t>
+      </w:r>
+    </w:p>
+    <w:p>
+      <w:pPr>
+        <w:ind w:firstLine="720"/>
+        <w:jc w:val="both"/>
+      </w:pPr>
+      <w:r>
+        <w:t>Assertion coverage: 75.00%. Zero-pass assertions (</w:t>
+      </w:r>
+      <w:proofErr w:type="spellStart"/>
+      <w:r>
+        <w:t>a_read_address_stable</w:t>
+      </w:r>
+      <w:proofErr w:type="spellEnd"/>
+      <w:r>
+        <w:t xml:space="preserve">, </w:t>
+      </w:r>
+      <w:proofErr w:type="spellStart"/>
+      <w:r>
+        <w:t>a_aw</w:t>
+      </w:r>
+      <w:proofErr w:type="spellEnd"/>
+      <w:r>
+        <w:t>/</w:t>
+      </w:r>
+      <w:proofErr w:type="spellStart"/>
+      <w:r>
+        <w:t>ar_payload_stable</w:t>
+      </w:r>
+      <w:proofErr w:type="spellEnd"/>
+      <w:r>
+        <w:t xml:space="preserve">) never fire because their antecedent requires a VALID-asserted-but-not-yet-READY stall cycle on the address channel, </w:t>
+      </w:r>
+      <w:r>
+        <w:t>but</w:t>
+      </w:r>
+      <w:r>
+        <w:t xml:space="preserve"> the current </w:t>
+      </w:r>
+      <w:r>
+        <w:lastRenderedPageBreak/>
+        <w:t>driver/DUT timing always completes that handshake within a single cycle, so the stall condition is never generated.</w:t>
+      </w:r>
+    </w:p>
+    <w:p>
+      <w:pPr>
+        <w:ind w:firstLine="720"/>
+        <w:jc w:val="both"/>
+      </w:pPr>
+      <w:r>
+        <w:t xml:space="preserve">FSM coverage: 85.00% (states 100%, transitions 70-75%). The uncovered transitions (W_ADDR-&gt;W_IDLE, W_DATA-&gt;W_IDLE, R_ADDR-&gt;R_IDLE) represent a burst returning to IDLE mid-transaction; these aren't reachable through the FSM's coded behavior since </w:t>
+      </w:r>
+      <w:r>
+        <w:t xml:space="preserve">a limitation exists where </w:t>
+      </w:r>
+      <w:r>
+        <w:t>no test currently interrupts a burst via reset or error abort mid-flight.</w:t>
+      </w:r>
+    </w:p>
+    <w:p>
+      <w:pPr>
+        <w:pStyle w:val="Heading2"/>
+      </w:pPr>
+      <w:bookmarkStart w:id="7" w:name="_Toc237916453"/>
+      <w:proofErr w:type="spellStart"/>
+      <w:r>
+        <w:t>QuestaSim’s</w:t>
+      </w:r>
+      <w:proofErr w:type="spellEnd"/>
+      <w:r>
+        <w:t xml:space="preserve"> </w:t>
+      </w:r>
+      <w:proofErr w:type="spellStart"/>
+      <w:r>
+        <w:t>Covergroup</w:t>
+      </w:r>
+      <w:bookmarkEnd w:id="7"/>
+      <w:proofErr w:type="spellEnd"/>
+    </w:p>
+    <w:p>
       <w:r>
         <w:rPr>
           <w:noProof/>
         </w:rPr>
         <w:drawing>
-          <wp:inline distT="0" distB="0" distL="0" distR="0" wp14:anchorId="1F5C726A" wp14:editId="6C6BF25C">
-            <wp:extent cx="5935980" cy="662940"/>
-            <wp:effectExtent l="0" t="0" r="7620" b="3810"/>
-            <wp:docPr id="7" name="Picture 7"/>
-            <wp:cNvGraphicFramePr>
-              <a:graphicFrameLocks xmlns:a="http://schemas.openxmlformats.org/drawingml/2006/main" noChangeAspect="1"/>
-            </wp:cNvGraphicFramePr>
-            <a:graphic xmlns:a="http://schemas.openxmlformats.org/drawingml/2006/main">
-              <a:graphicData uri="http://schemas.openxmlformats.org/drawingml/2006/picture">
-                <pic:pic xmlns:pic="http://schemas.openxmlformats.org/drawingml/2006/picture">
-                  <pic:nvPicPr>
-                    <pic:cNvPr id="0" name="Picture 1"/>
-                    <pic:cNvPicPr>
-                      <a:picLocks noChangeAspect="1" noChangeArrowheads="1"/>
-                    </pic:cNvPicPr>
-                  </pic:nvPicPr>
-                  <pic:blipFill>
-                    <a:blip r:embed="rId11">
-                      <a:extLst>
-                        <a:ext uri="{28A0092B-C50C-407E-A947-70E740481C1C}">
-                          <a14:useLocalDpi xmlns:a14="http://schemas.microsoft.com/office/drawing/2010/main" val="0"/>
-                        </a:ext>
-                      </a:extLst>
-                    </a:blip>
-                    <a:srcRect/>
-                    <a:stretch>
-                      <a:fillRect/>
-                    </a:stretch>
-                  </pic:blipFill>
-                  <pic:spPr bwMode="auto">
-                    <a:xfrm>
-                      <a:off x="0" y="0"/>
-                      <a:ext cx="5935980" cy="662940"/>
-                    </a:xfrm>
-                    <a:prstGeom prst="rect">
-                      <a:avLst/>
-                    </a:prstGeom>
-                    <a:noFill/>
-                    <a:ln>
-                      <a:noFill/>
-                    </a:ln>
-                  </pic:spPr>
-                </pic:pic>
-              </a:graphicData>
-            </a:graphic>
-          </wp:inline>
-        </w:drawing>
-      </w:r>
-      <w:r>
-        <w:br/>
-      </w:r>
-    </w:p>
-    <w:p>
-      <w:r>
-        <w:t>REQ-007 / cx_len_bresp — new Pending gap. The old &lt;max_burst,slverr&gt; hole is closed (now 1 hit, thanks to case 30 in prior work), but a new hole appeared: &lt;max_burst,okay&gt; = 0. No test ever drives a full 256</w:t>
-      </w:r>
-      <w:r>
-        <w:rPr>
-          <w:rFonts w:ascii="Cambria Math" w:hAnsi="Cambria Math" w:cs="Cambria Math"/>
-        </w:rPr>
-        <w:t>‑</w:t>
-      </w:r>
-      <w:r>
-        <w:t>beat burst that stays in</w:t>
-      </w:r>
-      <w:r>
-        <w:rPr>
-          <w:rFonts w:ascii="Cambria Math" w:hAnsi="Cambria Math" w:cs="Cambria Math"/>
-        </w:rPr>
-        <w:t>‑</w:t>
-      </w:r>
-      <w:r>
-        <w:t>range/non</w:t>
-      </w:r>
-      <w:r>
-        <w:rPr>
-          <w:rFonts w:ascii="Cambria Math" w:hAnsi="Cambria Math" w:cs="Cambria Math"/>
-        </w:rPr>
-        <w:t>‑</w:t>
-      </w:r>
-      <w:r>
-        <w:t>crossing and returns OKAY. TC-005 (ADDR_NORMAL, AWLEN=255) doesn't guarantee this because awaddr is randomized across the whole normal range and can cross the 4KB boundary. Fix needed: a directed case pinning awaddr low enough (e.g. 0x0000) with awlen=255 to force a legal, fully in-bounds max-burst.</w:t>
-      </w:r>
-    </w:p>
-    <w:p>
-      <w:r>
-        <w:t>REQ-008 / AWSIZE TC mapping was wrong. case_id 11–14 and 23–26 no longer force AWSIZE (and 23–26 are literal duplicates of case 0). The actual AWSIZE-violation coverage comes from case_id 30–33 (now TC</w:t>
-      </w:r>
-      <w:r>
-        <w:rPr>
-          <w:rFonts w:ascii="Cambria Math" w:hAnsi="Cambria Math" w:cs="Cambria Math"/>
-        </w:rPr>
-        <w:t>‑</w:t>
-      </w:r>
-      <w:r>
-        <w:t>031</w:t>
-      </w:r>
-      <w:r>
-        <w:rPr>
-          <w:rFonts w:ascii="Calibri" w:hAnsi="Calibri" w:cs="Calibri"/>
-        </w:rPr>
-        <w:t>–</w:t>
-      </w:r>
-      <w:r>
-        <w:t>034). Updated E-column and flagged the duplicate cases in the Remarks column as a generator cleanup item.</w:t>
-      </w:r>
-    </w:p>
-    <w:p>
-      <w:r>
-        <w:t>REQ-012 / REQ-013 (read channel, memory read datapath) — still Pending, out of scope, now with fresh numbers: axi4_memory statement coverage is 5/7 (71.42%), branch coverage 2/5 (40%) — the registered read-path lines (28, 30) are never hit in this write-only regression.</w:t>
-      </w:r>
-    </w:p>
-    <w:p>
-      <w:r>
-        <w:t xml:space="preserve">SVA sheet — a_bresp_stable is now implemented and passing (added). a_aw_payload_stable / a_w_payload_stable exist in axi4_if.sv but show 0/0 </w:t>
-      </w:r>
-      <w:r>
-        <w:lastRenderedPageBreak/>
-        <w:t>(never evaluated) because the driver never deasserts AWREADY/WREADY mid-burst — flagged as a stimulus gap, not a missing assertion.</w:t>
-      </w:r>
-    </w:p>
-    <w:p>
-      <w:r>
-        <w:t>Func Cov — all bin hit-counts refreshed from the new report; total combined coverage is now 99.38% (64/65 bins), with the one open item being the &lt;max_burst,okay&gt; gap above.</w:t>
-      </w:r>
-    </w:p>
-    <w:p/>
-    <w:p>
-      <w:r>
-        <w:br w:type="page"/>
-      </w:r>
-    </w:p>
-    <w:p>
-      <w:pPr>
-        <w:pStyle w:val="Heading2"/>
-      </w:pPr>
-      <w:bookmarkStart w:id="5" w:name="_Toc237905373"/>
-      <w:r>
-        <w:lastRenderedPageBreak/>
-        <w:t>Functional Coverage</w:t>
-      </w:r>
-      <w:bookmarkEnd w:id="5"/>
-    </w:p>
-    <w:p>
-      <w:r>
-        <w:rPr>
-          <w:noProof/>
-        </w:rPr>
-        <w:drawing>
-          <wp:inline distT="0" distB="0" distL="0" distR="0" wp14:anchorId="10E0B39F" wp14:editId="0FE58FF6">
-            <wp:extent cx="5943600" cy="929005"/>
-            <wp:effectExtent l="0" t="0" r="0" b="4445"/>
-            <wp:docPr id="3" name="Picture 3"/>
+          <wp:inline distT="0" distB="0" distL="0" distR="0" wp14:anchorId="29D859CD" wp14:editId="59E1105D">
+            <wp:extent cx="5943600" cy="727710"/>
+            <wp:effectExtent l="0" t="0" r="0" b="0"/>
+            <wp:docPr id="8" name="Picture 8"/>
             <wp:cNvGraphicFramePr>
               <a:graphicFrameLocks xmlns:a="http://schemas.openxmlformats.org/drawingml/2006/main" noChangeAspect="1"/>
             </wp:cNvGraphicFramePr>
@@ -1654,7 +2039,7 @@
                     <pic:cNvPicPr/>
                   </pic:nvPicPr>
                   <pic:blipFill>
-                    <a:blip r:embed="rId12"/>
+                    <a:blip r:embed="rId11"/>
                     <a:stretch>
                       <a:fillRect/>
                     </a:stretch>
@@ -1662,7 +2047,7 @@
                   <pic:spPr>
                     <a:xfrm>
                       <a:off x="0" y="0"/>
-                      <a:ext cx="5943600" cy="929005"/>
+                      <a:ext cx="5943600" cy="727710"/>
                     </a:xfrm>
                     <a:prstGeom prst="rect">
                       <a:avLst/>
@@ -1675,263 +2060,32 @@
         </w:drawing>
       </w:r>
     </w:p>
-    <w:p/>
     <w:p>
       <w:pPr>
         <w:pStyle w:val="Heading2"/>
       </w:pPr>
-      <w:bookmarkStart w:id="6" w:name="_Toc237905374"/>
-      <w:r>
-        <w:t>Statement Coverage</w:t>
-      </w:r>
-      <w:bookmarkEnd w:id="6"/>
-    </w:p>
-    <w:p>
-      <w:r>
-        <w:rPr>
-          <w:noProof/>
-        </w:rPr>
-        <w:drawing>
-          <wp:inline distT="0" distB="0" distL="0" distR="0" wp14:anchorId="38511B4C" wp14:editId="3AF14D47">
-            <wp:extent cx="5943600" cy="792480"/>
-            <wp:effectExtent l="0" t="0" r="0" b="7620"/>
-            <wp:docPr id="2" name="Picture 2"/>
-            <wp:cNvGraphicFramePr>
-              <a:graphicFrameLocks xmlns:a="http://schemas.openxmlformats.org/drawingml/2006/main" noChangeAspect="1"/>
-            </wp:cNvGraphicFramePr>
-            <a:graphic xmlns:a="http://schemas.openxmlformats.org/drawingml/2006/main">
-              <a:graphicData uri="http://schemas.openxmlformats.org/drawingml/2006/picture">
-                <pic:pic xmlns:pic="http://schemas.openxmlformats.org/drawingml/2006/picture">
-                  <pic:nvPicPr>
-                    <pic:cNvPr id="1" name=""/>
-                    <pic:cNvPicPr/>
-                  </pic:nvPicPr>
-                  <pic:blipFill>
-                    <a:blip r:embed="rId13"/>
-                    <a:stretch>
-                      <a:fillRect/>
-                    </a:stretch>
-                  </pic:blipFill>
-                  <pic:spPr>
-                    <a:xfrm>
-                      <a:off x="0" y="0"/>
-                      <a:ext cx="5943600" cy="792480"/>
-                    </a:xfrm>
-                    <a:prstGeom prst="rect">
-                      <a:avLst/>
-                    </a:prstGeom>
-                  </pic:spPr>
-                </pic:pic>
-              </a:graphicData>
-            </a:graphic>
-          </wp:inline>
-        </w:drawing>
-      </w:r>
-    </w:p>
-    <w:p/>
-    <w:p>
-      <w:pPr>
-        <w:pStyle w:val="Heading2"/>
-      </w:pPr>
-      <w:bookmarkStart w:id="7" w:name="_Toc237905375"/>
-      <w:r>
-        <w:t>Toggle Coverage</w:t>
-      </w:r>
-      <w:bookmarkEnd w:id="7"/>
-    </w:p>
-    <w:p>
-      <w:r>
-        <w:rPr>
-          <w:noProof/>
-        </w:rPr>
-        <w:drawing>
-          <wp:inline distT="0" distB="0" distL="0" distR="0" wp14:anchorId="1C4C5A4E" wp14:editId="46EF3D2D">
-            <wp:extent cx="5943600" cy="913765"/>
-            <wp:effectExtent l="0" t="0" r="0" b="635"/>
-            <wp:docPr id="4" name="Picture 4"/>
-            <wp:cNvGraphicFramePr>
-              <a:graphicFrameLocks xmlns:a="http://schemas.openxmlformats.org/drawingml/2006/main" noChangeAspect="1"/>
-            </wp:cNvGraphicFramePr>
-            <a:graphic xmlns:a="http://schemas.openxmlformats.org/drawingml/2006/main">
-              <a:graphicData uri="http://schemas.openxmlformats.org/drawingml/2006/picture">
-                <pic:pic xmlns:pic="http://schemas.openxmlformats.org/drawingml/2006/picture">
-                  <pic:nvPicPr>
-                    <pic:cNvPr id="1" name=""/>
-                    <pic:cNvPicPr/>
-                  </pic:nvPicPr>
-                  <pic:blipFill>
-                    <a:blip r:embed="rId14"/>
-                    <a:stretch>
-                      <a:fillRect/>
-                    </a:stretch>
-                  </pic:blipFill>
-                  <pic:spPr>
-                    <a:xfrm>
-                      <a:off x="0" y="0"/>
-                      <a:ext cx="5943600" cy="913765"/>
-                    </a:xfrm>
-                    <a:prstGeom prst="rect">
-                      <a:avLst/>
-                    </a:prstGeom>
-                  </pic:spPr>
-                </pic:pic>
-              </a:graphicData>
-            </a:graphic>
-          </wp:inline>
-        </w:drawing>
-      </w:r>
-    </w:p>
-    <w:p/>
-    <w:p>
-      <w:pPr>
-        <w:pStyle w:val="Heading2"/>
-      </w:pPr>
-      <w:bookmarkStart w:id="8" w:name="_Toc237905376"/>
-      <w:r>
-        <w:t>Conditional Coverage</w:t>
+    </w:p>
+    <w:p>
+      <w:pPr>
+        <w:pStyle w:val="Heading1"/>
+      </w:pPr>
+      <w:bookmarkStart w:id="8" w:name="_Toc237916454"/>
+      <w:r>
+        <w:t>Do File</w:t>
       </w:r>
       <w:bookmarkEnd w:id="8"/>
     </w:p>
     <w:p>
-      <w:r>
-        <w:rPr>
-          <w:noProof/>
-        </w:rPr>
-        <w:drawing>
-          <wp:inline distT="0" distB="0" distL="0" distR="0" wp14:anchorId="0D156463" wp14:editId="3C205AB4">
-            <wp:extent cx="5943600" cy="1256665"/>
-            <wp:effectExtent l="0" t="0" r="0" b="635"/>
-            <wp:docPr id="5" name="Picture 5"/>
-            <wp:cNvGraphicFramePr>
-              <a:graphicFrameLocks xmlns:a="http://schemas.openxmlformats.org/drawingml/2006/main" noChangeAspect="1"/>
-            </wp:cNvGraphicFramePr>
-            <a:graphic xmlns:a="http://schemas.openxmlformats.org/drawingml/2006/main">
-              <a:graphicData uri="http://schemas.openxmlformats.org/drawingml/2006/picture">
-                <pic:pic xmlns:pic="http://schemas.openxmlformats.org/drawingml/2006/picture">
-                  <pic:nvPicPr>
-                    <pic:cNvPr id="1" name=""/>
-                    <pic:cNvPicPr/>
-                  </pic:nvPicPr>
-                  <pic:blipFill>
-                    <a:blip r:embed="rId15"/>
-                    <a:stretch>
-                      <a:fillRect/>
-                    </a:stretch>
-                  </pic:blipFill>
-                  <pic:spPr>
-                    <a:xfrm>
-                      <a:off x="0" y="0"/>
-                      <a:ext cx="5943600" cy="1256665"/>
-                    </a:xfrm>
-                    <a:prstGeom prst="rect">
-                      <a:avLst/>
-                    </a:prstGeom>
-                  </pic:spPr>
-                </pic:pic>
-              </a:graphicData>
-            </a:graphic>
-          </wp:inline>
-        </w:drawing>
-      </w:r>
-    </w:p>
-    <w:p/>
-    <w:p>
-      <w:pPr>
-        <w:pStyle w:val="Heading2"/>
-      </w:pPr>
-      <w:bookmarkStart w:id="9" w:name="_Toc237905377"/>
-      <w:r>
-        <w:t>Assertion Coverage</w:t>
-      </w:r>
-      <w:bookmarkEnd w:id="9"/>
-    </w:p>
-    <w:p>
-      <w:r>
-        <w:rPr>
-          <w:noProof/>
-        </w:rPr>
-        <w:drawing>
-          <wp:inline distT="0" distB="0" distL="0" distR="0" wp14:anchorId="55194D45" wp14:editId="1A861B6D">
-            <wp:extent cx="5943600" cy="654685"/>
-            <wp:effectExtent l="0" t="0" r="0" b="0"/>
-            <wp:docPr id="6" name="Picture 6"/>
-            <wp:cNvGraphicFramePr>
-              <a:graphicFrameLocks xmlns:a="http://schemas.openxmlformats.org/drawingml/2006/main" noChangeAspect="1"/>
-            </wp:cNvGraphicFramePr>
-            <a:graphic xmlns:a="http://schemas.openxmlformats.org/drawingml/2006/main">
-              <a:graphicData uri="http://schemas.openxmlformats.org/drawingml/2006/picture">
-                <pic:pic xmlns:pic="http://schemas.openxmlformats.org/drawingml/2006/picture">
-                  <pic:nvPicPr>
-                    <pic:cNvPr id="1" name=""/>
-                    <pic:cNvPicPr/>
-                  </pic:nvPicPr>
-                  <pic:blipFill>
-                    <a:blip r:embed="rId16"/>
-                    <a:stretch>
-                      <a:fillRect/>
-                    </a:stretch>
-                  </pic:blipFill>
-                  <pic:spPr>
-                    <a:xfrm>
-                      <a:off x="0" y="0"/>
-                      <a:ext cx="5943600" cy="654685"/>
-                    </a:xfrm>
-                    <a:prstGeom prst="rect">
-                      <a:avLst/>
-                    </a:prstGeom>
-                  </pic:spPr>
-                </pic:pic>
-              </a:graphicData>
-            </a:graphic>
-          </wp:inline>
-        </w:drawing>
-      </w:r>
-    </w:p>
-    <w:p>
-      <w:r>
-        <w:br w:type="page"/>
-      </w:r>
-    </w:p>
-    <w:p>
-      <w:pPr>
-        <w:pStyle w:val="Heading1"/>
-      </w:pPr>
-      <w:bookmarkStart w:id="10" w:name="_Toc237905378"/>
-      <w:r>
-        <w:lastRenderedPageBreak/>
-        <w:t>Do File</w:t>
-      </w:r>
-      <w:bookmarkEnd w:id="10"/>
-    </w:p>
-    <w:p>
+      <w:pPr>
+        <w:jc w:val="both"/>
+      </w:pPr>
       <w:r>
         <w:t>The run.do file is AI-generated to help with report organization, that is having a separate file housing each kind of coverage</w:t>
       </w:r>
     </w:p>
-    <w:p>
-      <w:r>
-        <w:br w:type="page"/>
-      </w:r>
-    </w:p>
-    <w:p>
-      <w:pPr>
-        <w:pStyle w:val="Heading1"/>
-      </w:pPr>
-      <w:bookmarkStart w:id="11" w:name="_Toc237905379"/>
-      <w:r>
-        <w:lastRenderedPageBreak/>
-        <w:t>Waveform</w:t>
-      </w:r>
-      <w:r>
-        <w:t>s</w:t>
-      </w:r>
-      <w:bookmarkEnd w:id="11"/>
-    </w:p>
-    <w:p/>
-    <w:p/>
     <w:p/>
     <w:sectPr>
-      <w:footerReference w:type="default" r:id="rId17"/>
+      <w:footerReference w:type="default" r:id="rId12"/>
       <w:pgSz w:w="12240" w:h="15840"/>
       <w:pgMar w:top="1440" w:right="1440" w:bottom="1440" w:left="1440" w:header="720" w:footer="720" w:gutter="0"/>
       <w:pgBorders w:offsetFrom="page">
@@ -2108,9 +2262,9 @@
 <file path=word/numbering.xml><?xml version="1.0" encoding="utf-8"?>
 <w:numbering xmlns:wpc="http://schemas.microsoft.com/office/word/2010/wordprocessingCanvas" xmlns:cx="http://schemas.microsoft.com/office/drawing/2014/chartex" xmlns:cx1="http://schemas.microsoft.com/office/drawing/2015/9/8/chartex" xmlns:cx2="http://schemas.microsoft.com/office/drawing/2015/10/21/chartex" xmlns:cx3="http://schemas.microsoft.com/office/drawing/2016/5/9/chartex" xmlns:cx4="http://schemas.microsoft.com/office/drawing/2016/5/10/chartex" xmlns:cx5="http://schemas.microsoft.com/office/drawing/2016/5/11/chartex" xmlns:cx6="http://schemas.microsoft.com/office/drawing/2016/5/12/chartex" xmlns:cx7="http://schemas.microsoft.com/office/drawing/2016/5/13/chartex" xmlns:cx8="http://schemas.microsoft.com/office/drawing/2016/5/14/chartex" xmlns:mc="http://schemas.openxmlformats.org/markup-compatibility/2006" xmlns:aink="http://schemas.microsoft.com/office/drawing/2016/ink" xmlns:am3d="http://schemas.microsoft.com/office/drawing/2017/model3d" xmlns:o="urn:schemas-microsoft-com:office:office" xmlns:oel="http://schemas.microsoft.com/office/2019/extlst" xmlns:r="http://schemas.openxmlformats.org/officeDocument/2006/relationships" xmlns:m="http://schemas.openxmlformats.org/officeDocument/2006/math" xmlns:v="urn:schemas-microsoft-com:vml" xmlns:wp14="http://schemas.microsoft.com/office/word/2010/wordprocessingDrawing" xmlns:wp="http://schemas.openxmlformats.org/drawingml/2006/wordprocessingDrawing" xmlns:w10="urn:schemas-microsoft-com:office:word" xmlns:w="http://schemas.openxmlformats.org/wordprocessingml/2006/main" xmlns:w14="http://schemas.microsoft.com/office/word/2010/wordml" xmlns:w15="http://schemas.microsoft.com/office/word/2012/wordml" xmlns:w16cex="http://schemas.microsoft.com/office/word/2018/wordml/cex" xmlns:w16cid="http://schemas.microsoft.com/office/word/2016/wordml/cid" xmlns:w16="http://schemas.microsoft.com/office/word/2018/wordml" xmlns:w16du="http://schemas.microsoft.com/office/word/2023/wordml/word16du" xmlns:w16sdtdh="http://schemas.microsoft.com/office/word/2020/wordml/sdtdatahash" xmlns:w16se="http://schemas.microsoft.com/office/word/2015/wordml/symex" xmlns:wpg="http://schemas.microsoft.com/office/word/2010/wordprocessingGroup" xmlns:wpi="http://schemas.microsoft.com/office/word/2010/wordprocessingInk" xmlns:wne="http://schemas.microsoft.com/office/word/2006/wordml" xmlns:wps="http://schemas.microsoft.com/office/word/2010/wordprocessingShape" mc:Ignorable="w14 w15 w16se w16cid w16 w16cex w16sdtdh wp14">
   <w:abstractNum w:abstractNumId="0" w15:restartNumberingAfterBreak="0">
-    <w:nsid w:val="585333B2"/>
+    <w:nsid w:val="05320566"/>
     <w:multiLevelType w:val="hybridMultilevel"/>
-    <w:tmpl w:val="44C6C9C2"/>
+    <w:tmpl w:val="90661FE4"/>
     <w:lvl w:ilvl="0" w:tplc="04090001">
       <w:start w:val="1"/>
       <w:numFmt w:val="bullet"/>
@@ -2221,9 +2375,9 @@
     </w:lvl>
   </w:abstractNum>
   <w:abstractNum w:abstractNumId="1" w15:restartNumberingAfterBreak="0">
-    <w:nsid w:val="5F975DD1"/>
+    <w:nsid w:val="57BC18E5"/>
     <w:multiLevelType w:val="hybridMultilevel"/>
-    <w:tmpl w:val="B1185F72"/>
+    <w:tmpl w:val="59E4FCB4"/>
     <w:lvl w:ilvl="0" w:tplc="04090001">
       <w:start w:val="1"/>
       <w:numFmt w:val="bullet"/>
@@ -2333,10 +2487,242 @@
       </w:rPr>
     </w:lvl>
   </w:abstractNum>
+  <w:abstractNum w:abstractNumId="2" w15:restartNumberingAfterBreak="0">
+    <w:nsid w:val="585333B2"/>
+    <w:multiLevelType w:val="hybridMultilevel"/>
+    <w:tmpl w:val="44C6C9C2"/>
+    <w:lvl w:ilvl="0" w:tplc="04090001">
+      <w:start w:val="1"/>
+      <w:numFmt w:val="bullet"/>
+      <w:lvlText w:val=""/>
+      <w:lvlJc w:val="left"/>
+      <w:pPr>
+        <w:ind w:left="720" w:hanging="360"/>
+      </w:pPr>
+      <w:rPr>
+        <w:rFonts w:ascii="Symbol" w:hAnsi="Symbol" w:hint="default"/>
+      </w:rPr>
+    </w:lvl>
+    <w:lvl w:ilvl="1" w:tplc="04090003" w:tentative="1">
+      <w:start w:val="1"/>
+      <w:numFmt w:val="bullet"/>
+      <w:lvlText w:val="o"/>
+      <w:lvlJc w:val="left"/>
+      <w:pPr>
+        <w:ind w:left="1440" w:hanging="360"/>
+      </w:pPr>
+      <w:rPr>
+        <w:rFonts w:ascii="Courier New" w:hAnsi="Courier New" w:cs="Courier New" w:hint="default"/>
+      </w:rPr>
+    </w:lvl>
+    <w:lvl w:ilvl="2" w:tplc="04090005" w:tentative="1">
+      <w:start w:val="1"/>
+      <w:numFmt w:val="bullet"/>
+      <w:lvlText w:val=""/>
+      <w:lvlJc w:val="left"/>
+      <w:pPr>
+        <w:ind w:left="2160" w:hanging="360"/>
+      </w:pPr>
+      <w:rPr>
+        <w:rFonts w:ascii="Wingdings" w:hAnsi="Wingdings" w:hint="default"/>
+      </w:rPr>
+    </w:lvl>
+    <w:lvl w:ilvl="3" w:tplc="04090001" w:tentative="1">
+      <w:start w:val="1"/>
+      <w:numFmt w:val="bullet"/>
+      <w:lvlText w:val=""/>
+      <w:lvlJc w:val="left"/>
+      <w:pPr>
+        <w:ind w:left="2880" w:hanging="360"/>
+      </w:pPr>
+      <w:rPr>
+        <w:rFonts w:ascii="Symbol" w:hAnsi="Symbol" w:hint="default"/>
+      </w:rPr>
+    </w:lvl>
+    <w:lvl w:ilvl="4" w:tplc="04090003" w:tentative="1">
+      <w:start w:val="1"/>
+      <w:numFmt w:val="bullet"/>
+      <w:lvlText w:val="o"/>
+      <w:lvlJc w:val="left"/>
+      <w:pPr>
+        <w:ind w:left="3600" w:hanging="360"/>
+      </w:pPr>
+      <w:rPr>
+        <w:rFonts w:ascii="Courier New" w:hAnsi="Courier New" w:cs="Courier New" w:hint="default"/>
+      </w:rPr>
+    </w:lvl>
+    <w:lvl w:ilvl="5" w:tplc="04090005" w:tentative="1">
+      <w:start w:val="1"/>
+      <w:numFmt w:val="bullet"/>
+      <w:lvlText w:val=""/>
+      <w:lvlJc w:val="left"/>
+      <w:pPr>
+        <w:ind w:left="4320" w:hanging="360"/>
+      </w:pPr>
+      <w:rPr>
+        <w:rFonts w:ascii="Wingdings" w:hAnsi="Wingdings" w:hint="default"/>
+      </w:rPr>
+    </w:lvl>
+    <w:lvl w:ilvl="6" w:tplc="04090001" w:tentative="1">
+      <w:start w:val="1"/>
+      <w:numFmt w:val="bullet"/>
+      <w:lvlText w:val=""/>
+      <w:lvlJc w:val="left"/>
+      <w:pPr>
+        <w:ind w:left="5040" w:hanging="360"/>
+      </w:pPr>
+      <w:rPr>
+        <w:rFonts w:ascii="Symbol" w:hAnsi="Symbol" w:hint="default"/>
+      </w:rPr>
+    </w:lvl>
+    <w:lvl w:ilvl="7" w:tplc="04090003" w:tentative="1">
+      <w:start w:val="1"/>
+      <w:numFmt w:val="bullet"/>
+      <w:lvlText w:val="o"/>
+      <w:lvlJc w:val="left"/>
+      <w:pPr>
+        <w:ind w:left="5760" w:hanging="360"/>
+      </w:pPr>
+      <w:rPr>
+        <w:rFonts w:ascii="Courier New" w:hAnsi="Courier New" w:cs="Courier New" w:hint="default"/>
+      </w:rPr>
+    </w:lvl>
+    <w:lvl w:ilvl="8" w:tplc="04090005" w:tentative="1">
+      <w:start w:val="1"/>
+      <w:numFmt w:val="bullet"/>
+      <w:lvlText w:val=""/>
+      <w:lvlJc w:val="left"/>
+      <w:pPr>
+        <w:ind w:left="6480" w:hanging="360"/>
+      </w:pPr>
+      <w:rPr>
+        <w:rFonts w:ascii="Wingdings" w:hAnsi="Wingdings" w:hint="default"/>
+      </w:rPr>
+    </w:lvl>
+  </w:abstractNum>
+  <w:abstractNum w:abstractNumId="3" w15:restartNumberingAfterBreak="0">
+    <w:nsid w:val="5F975DD1"/>
+    <w:multiLevelType w:val="hybridMultilevel"/>
+    <w:tmpl w:val="B1185F72"/>
+    <w:lvl w:ilvl="0" w:tplc="04090001">
+      <w:start w:val="1"/>
+      <w:numFmt w:val="bullet"/>
+      <w:lvlText w:val=""/>
+      <w:lvlJc w:val="left"/>
+      <w:pPr>
+        <w:ind w:left="720" w:hanging="360"/>
+      </w:pPr>
+      <w:rPr>
+        <w:rFonts w:ascii="Symbol" w:hAnsi="Symbol" w:hint="default"/>
+      </w:rPr>
+    </w:lvl>
+    <w:lvl w:ilvl="1" w:tplc="04090003" w:tentative="1">
+      <w:start w:val="1"/>
+      <w:numFmt w:val="bullet"/>
+      <w:lvlText w:val="o"/>
+      <w:lvlJc w:val="left"/>
+      <w:pPr>
+        <w:ind w:left="1440" w:hanging="360"/>
+      </w:pPr>
+      <w:rPr>
+        <w:rFonts w:ascii="Courier New" w:hAnsi="Courier New" w:cs="Courier New" w:hint="default"/>
+      </w:rPr>
+    </w:lvl>
+    <w:lvl w:ilvl="2" w:tplc="04090005" w:tentative="1">
+      <w:start w:val="1"/>
+      <w:numFmt w:val="bullet"/>
+      <w:lvlText w:val=""/>
+      <w:lvlJc w:val="left"/>
+      <w:pPr>
+        <w:ind w:left="2160" w:hanging="360"/>
+      </w:pPr>
+      <w:rPr>
+        <w:rFonts w:ascii="Wingdings" w:hAnsi="Wingdings" w:hint="default"/>
+      </w:rPr>
+    </w:lvl>
+    <w:lvl w:ilvl="3" w:tplc="04090001" w:tentative="1">
+      <w:start w:val="1"/>
+      <w:numFmt w:val="bullet"/>
+      <w:lvlText w:val=""/>
+      <w:lvlJc w:val="left"/>
+      <w:pPr>
+        <w:ind w:left="2880" w:hanging="360"/>
+      </w:pPr>
+      <w:rPr>
+        <w:rFonts w:ascii="Symbol" w:hAnsi="Symbol" w:hint="default"/>
+      </w:rPr>
+    </w:lvl>
+    <w:lvl w:ilvl="4" w:tplc="04090003" w:tentative="1">
+      <w:start w:val="1"/>
+      <w:numFmt w:val="bullet"/>
+      <w:lvlText w:val="o"/>
+      <w:lvlJc w:val="left"/>
+      <w:pPr>
+        <w:ind w:left="3600" w:hanging="360"/>
+      </w:pPr>
+      <w:rPr>
+        <w:rFonts w:ascii="Courier New" w:hAnsi="Courier New" w:cs="Courier New" w:hint="default"/>
+      </w:rPr>
+    </w:lvl>
+    <w:lvl w:ilvl="5" w:tplc="04090005" w:tentative="1">
+      <w:start w:val="1"/>
+      <w:numFmt w:val="bullet"/>
+      <w:lvlText w:val=""/>
+      <w:lvlJc w:val="left"/>
+      <w:pPr>
+        <w:ind w:left="4320" w:hanging="360"/>
+      </w:pPr>
+      <w:rPr>
+        <w:rFonts w:ascii="Wingdings" w:hAnsi="Wingdings" w:hint="default"/>
+      </w:rPr>
+    </w:lvl>
+    <w:lvl w:ilvl="6" w:tplc="04090001" w:tentative="1">
+      <w:start w:val="1"/>
+      <w:numFmt w:val="bullet"/>
+      <w:lvlText w:val=""/>
+      <w:lvlJc w:val="left"/>
+      <w:pPr>
+        <w:ind w:left="5040" w:hanging="360"/>
+      </w:pPr>
+      <w:rPr>
+        <w:rFonts w:ascii="Symbol" w:hAnsi="Symbol" w:hint="default"/>
+      </w:rPr>
+    </w:lvl>
+    <w:lvl w:ilvl="7" w:tplc="04090003" w:tentative="1">
+      <w:start w:val="1"/>
+      <w:numFmt w:val="bullet"/>
+      <w:lvlText w:val="o"/>
+      <w:lvlJc w:val="left"/>
+      <w:pPr>
+        <w:ind w:left="5760" w:hanging="360"/>
+      </w:pPr>
+      <w:rPr>
+        <w:rFonts w:ascii="Courier New" w:hAnsi="Courier New" w:cs="Courier New" w:hint="default"/>
+      </w:rPr>
+    </w:lvl>
+    <w:lvl w:ilvl="8" w:tplc="04090005" w:tentative="1">
+      <w:start w:val="1"/>
+      <w:numFmt w:val="bullet"/>
+      <w:lvlText w:val=""/>
+      <w:lvlJc w:val="left"/>
+      <w:pPr>
+        <w:ind w:left="6480" w:hanging="360"/>
+      </w:pPr>
+      <w:rPr>
+        <w:rFonts w:ascii="Wingdings" w:hAnsi="Wingdings" w:hint="default"/>
+      </w:rPr>
+    </w:lvl>
+  </w:abstractNum>
   <w:num w:numId="1" w16cid:durableId="2005159910">
+    <w:abstractNumId w:val="3"/>
+  </w:num>
+  <w:num w:numId="2" w16cid:durableId="1524979956">
+    <w:abstractNumId w:val="2"/>
+  </w:num>
+  <w:num w:numId="3" w16cid:durableId="1303998980">
     <w:abstractNumId w:val="1"/>
   </w:num>
-  <w:num w:numId="2" w16cid:durableId="1524979956">
+  <w:num w:numId="4" w16cid:durableId="68041581">
     <w:abstractNumId w:val="0"/>
   </w:num>
 </w:numbering>
@@ -3127,13 +3513,6 @@
     <w:pitch w:val="variable"/>
     <w:sig w:usb0="E4002EFF" w:usb1="C000247B" w:usb2="00000009" w:usb3="00000000" w:csb0="000001FF" w:csb1="00000000"/>
   </w:font>
-  <w:font w:name="Cambria Math">
-    <w:panose1 w:val="02040503050406030204"/>
-    <w:charset w:val="00"/>
-    <w:family w:val="roman"/>
-    <w:pitch w:val="variable"/>
-    <w:sig w:usb0="E00006FF" w:usb1="420024FF" w:usb2="02000000" w:usb3="00000000" w:csb0="0000019F" w:csb1="00000000"/>
-  </w:font>
 </w:fonts>
 </file>
 
@@ -3154,6 +3533,7 @@
   <w:rsids>
     <w:rsidRoot w:val="00D66EB2"/>
     <w:rsid w:val="003D39F9"/>
+    <w:rsid w:val="009B1647"/>
     <w:rsid w:val="00C02622"/>
     <w:rsid w:val="00D66EB2"/>
   </w:rsids>
